--- a/DOCS_DA_CONVERTIRE/arco3_fornasari_fr.docx
+++ b/DOCS_DA_CONVERTIRE/arco3_fornasari_fr.docx
@@ -3,54 +3,418 @@
 <w:document xmlns:wpc="http://schemas.microsoft.com/office/word/2010/wordprocessingCanvas" xmlns:cx="http://schemas.microsoft.com/office/drawing/2014/chartex" xmlns:cx1="http://schemas.microsoft.com/office/drawing/2015/9/8/chartex" xmlns:cx2="http://schemas.microsoft.com/office/drawing/2015/10/21/chartex" xmlns:cx3="http://schemas.microsoft.com/office/drawing/2016/5/9/chartex" xmlns:cx4="http://schemas.microsoft.com/office/drawing/2016/5/10/chartex" xmlns:cx5="http://schemas.microsoft.com/office/drawing/2016/5/11/chartex" xmlns:cx6="http://schemas.microsoft.com/office/drawing/2016/5/12/chartex" xmlns:cx7="http://schemas.microsoft.com/office/drawing/2016/5/13/chartex" xmlns:cx8="http://schemas.microsoft.com/office/drawing/2016/5/14/chartex" xmlns:mc="http://schemas.openxmlformats.org/markup-compatibility/2006" xmlns:aink="http://schemas.microsoft.com/office/drawing/2016/ink" xmlns:am3d="http://schemas.microsoft.com/office/drawing/2017/model3d" xmlns:o="urn:schemas-microsoft-com:office:office" xmlns:oel="http://schemas.microsoft.com/office/2019/extlst" xmlns:r="http://schemas.openxmlformats.org/officeDocument/2006/relationships" xmlns:m="http://schemas.openxmlformats.org/officeDocument/2006/math" xmlns:v="urn:schemas-microsoft-com:vml" xmlns:wp14="http://schemas.microsoft.com/office/word/2010/wordprocessingDrawing" xmlns:wp="http://schemas.openxmlformats.org/drawingml/2006/wordprocessingDrawing" xmlns:w10="urn:schemas-microsoft-com:office:word" xmlns:w="http://schemas.openxmlformats.org/wordprocessingml/2006/main" xmlns:w14="http://schemas.microsoft.com/office/word/2010/wordml" xmlns:w15="http://schemas.microsoft.com/office/word/2012/wordml" xmlns:w16cex="http://schemas.microsoft.com/office/word/2018/wordml/cex" xmlns:w16cid="http://schemas.microsoft.com/office/word/2016/wordml/cid" xmlns:w16="http://schemas.microsoft.com/office/word/2018/wordml" xmlns:w16du="http://schemas.microsoft.com/office/word/2023/wordml/word16du" xmlns:w16sdtdh="http://schemas.microsoft.com/office/word/2020/wordml/sdtdatahash" xmlns:w16sdtfl="http://schemas.microsoft.com/office/word/2024/wordml/sdtformatlock" xmlns:w16se="http://schemas.microsoft.com/office/word/2015/wordml/symex" xmlns:wpg="http://schemas.microsoft.com/office/word/2010/wordprocessingGroup" xmlns:wpi="http://schemas.microsoft.com/office/word/2010/wordprocessingInk" xmlns:wne="http://schemas.microsoft.com/office/word/2006/wordml" xmlns:wps="http://schemas.microsoft.com/office/word/2010/wordprocessingShape" mc:Ignorable="w14 w15 w16se w16cid w16 w16cex w16sdtdh w16sdtfl w16du wp14">
   <w:body>
     <w:p>
-      <w:pPr>
-        <w:pStyle w:val="Corpotesto"/>
-        <w:numPr>
-          <w:ilvl w:val="0"/>
-          <w:numId w:val="1"/>
-        </w:numPr>
-        <w:tabs>
-          <w:tab w:val="left" w:pos="707"/>
-        </w:tabs>
-      </w:pPr>
-      <w:r>
-        <w:t xml:space="preserve">Arche 3. Financé par Co : </w:t>
-      </w:r>
-      <w:proofErr w:type="spellStart"/>
-      <w:r>
-        <w:t>Gioseffo</w:t>
-      </w:r>
-      <w:proofErr w:type="spellEnd"/>
-      <w:r>
-        <w:t xml:space="preserve"> </w:t>
-      </w:r>
-      <w:proofErr w:type="spellStart"/>
-      <w:r>
-        <w:t>Carpegna</w:t>
-      </w:r>
-      <w:proofErr w:type="spellEnd"/>
-      <w:r>
-        <w:t>.</w:t>
+      <w:r>
+        <w:rPr>
+          <w:b/>
+          <w:bCs/>
+        </w:rPr>
+        <w:t xml:space="preserve">Arche 3 - </w:t>
+      </w:r>
+      <w:proofErr w:type="spellStart"/>
+      <w:r>
+        <w:rPr>
+          <w:b/>
+          <w:bCs/>
+        </w:rPr>
+        <w:t>Portique</w:t>
+      </w:r>
+      <w:proofErr w:type="spellEnd"/>
+      <w:r>
+        <w:rPr>
+          <w:b/>
+          <w:bCs/>
+        </w:rPr>
+        <w:t xml:space="preserve"> de San Luca</w:t>
       </w:r>
     </w:p>
     <w:p>
-      <w:pPr>
-        <w:pStyle w:val="Corpotesto"/>
-        <w:ind w:left="424"/>
-        <w:jc w:val="center"/>
-      </w:pPr>
-      <w:r>
-        <w:br/>
-      </w:r>
+      <w:r>
+        <w:t xml:space="preserve">Le </w:t>
+      </w:r>
+      <w:proofErr w:type="spellStart"/>
+      <w:r>
+        <w:t>système</w:t>
+      </w:r>
+      <w:proofErr w:type="spellEnd"/>
+      <w:r>
+        <w:t xml:space="preserve"> de </w:t>
+      </w:r>
+      <w:proofErr w:type="spellStart"/>
+      <w:r>
+        <w:t>portiques</w:t>
+      </w:r>
+      <w:proofErr w:type="spellEnd"/>
+      <w:r>
+        <w:t xml:space="preserve"> qui monte </w:t>
+      </w:r>
+      <w:proofErr w:type="spellStart"/>
+      <w:r>
+        <w:t>au</w:t>
+      </w:r>
+      <w:proofErr w:type="spellEnd"/>
+      <w:r>
+        <w:t xml:space="preserve"> Colle della Guardia a </w:t>
+      </w:r>
+      <w:proofErr w:type="spellStart"/>
+      <w:r>
+        <w:t>été</w:t>
+      </w:r>
+      <w:proofErr w:type="spellEnd"/>
+      <w:r>
+        <w:t xml:space="preserve"> </w:t>
+      </w:r>
+      <w:proofErr w:type="spellStart"/>
+      <w:r>
+        <w:t>construit</w:t>
+      </w:r>
+      <w:proofErr w:type="spellEnd"/>
+      <w:r>
+        <w:t xml:space="preserve"> </w:t>
+      </w:r>
+      <w:proofErr w:type="spellStart"/>
+      <w:r>
+        <w:t>grâce</w:t>
+      </w:r>
+      <w:proofErr w:type="spellEnd"/>
+      <w:r>
+        <w:t xml:space="preserve"> à une </w:t>
+      </w:r>
+      <w:proofErr w:type="spellStart"/>
+      <w:r>
+        <w:t>extraordinaire</w:t>
+      </w:r>
+      <w:proofErr w:type="spellEnd"/>
+      <w:r>
+        <w:t xml:space="preserve"> </w:t>
+      </w:r>
+      <w:proofErr w:type="spellStart"/>
+      <w:r>
+        <w:t>participation</w:t>
+      </w:r>
+      <w:proofErr w:type="spellEnd"/>
+      <w:r>
+        <w:t xml:space="preserve"> </w:t>
+      </w:r>
+      <w:proofErr w:type="spellStart"/>
+      <w:proofErr w:type="gramStart"/>
+      <w:r>
+        <w:t>collective</w:t>
+      </w:r>
+      <w:proofErr w:type="spellEnd"/>
+      <w:r>
+        <w:t xml:space="preserve"> :</w:t>
+      </w:r>
+      <w:proofErr w:type="gramEnd"/>
+      <w:r>
+        <w:t xml:space="preserve"> </w:t>
+      </w:r>
+      <w:proofErr w:type="spellStart"/>
+      <w:r>
+        <w:t>des</w:t>
+      </w:r>
+      <w:proofErr w:type="spellEnd"/>
+      <w:r>
+        <w:t xml:space="preserve"> </w:t>
+      </w:r>
+      <w:proofErr w:type="spellStart"/>
+      <w:r>
+        <w:t>familles</w:t>
+      </w:r>
+      <w:proofErr w:type="spellEnd"/>
+      <w:r>
+        <w:t xml:space="preserve"> </w:t>
+      </w:r>
+      <w:proofErr w:type="spellStart"/>
+      <w:r>
+        <w:t>nobles</w:t>
+      </w:r>
+      <w:proofErr w:type="spellEnd"/>
+      <w:r>
+        <w:t xml:space="preserve">, </w:t>
+      </w:r>
+      <w:proofErr w:type="spellStart"/>
+      <w:r>
+        <w:t>des</w:t>
+      </w:r>
+      <w:proofErr w:type="spellEnd"/>
+      <w:r>
+        <w:t xml:space="preserve"> corporations d'</w:t>
+      </w:r>
+      <w:proofErr w:type="spellStart"/>
+      <w:r>
+        <w:t>arts</w:t>
+      </w:r>
+      <w:proofErr w:type="spellEnd"/>
+      <w:r>
+        <w:t xml:space="preserve"> et </w:t>
+      </w:r>
+      <w:proofErr w:type="spellStart"/>
+      <w:r>
+        <w:t>métiers</w:t>
+      </w:r>
+      <w:proofErr w:type="spellEnd"/>
+      <w:r>
+        <w:t xml:space="preserve">, mais </w:t>
+      </w:r>
+      <w:proofErr w:type="spellStart"/>
+      <w:r>
+        <w:t>aussi</w:t>
+      </w:r>
+      <w:proofErr w:type="spellEnd"/>
+      <w:r>
+        <w:t xml:space="preserve"> </w:t>
+      </w:r>
+      <w:proofErr w:type="spellStart"/>
+      <w:r>
+        <w:t>des</w:t>
+      </w:r>
+      <w:proofErr w:type="spellEnd"/>
+      <w:r>
+        <w:t xml:space="preserve"> </w:t>
+      </w:r>
+      <w:proofErr w:type="spellStart"/>
+      <w:r>
+        <w:t>citoyens</w:t>
+      </w:r>
+      <w:proofErr w:type="spellEnd"/>
+      <w:r>
+        <w:t xml:space="preserve"> </w:t>
+      </w:r>
+      <w:proofErr w:type="spellStart"/>
+      <w:r>
+        <w:t>fortunés</w:t>
+      </w:r>
+      <w:proofErr w:type="spellEnd"/>
+      <w:r>
+        <w:t xml:space="preserve"> </w:t>
+      </w:r>
+      <w:proofErr w:type="spellStart"/>
+      <w:r>
+        <w:t>ou</w:t>
+      </w:r>
+      <w:proofErr w:type="spellEnd"/>
+      <w:r>
+        <w:t xml:space="preserve"> </w:t>
+      </w:r>
+      <w:proofErr w:type="spellStart"/>
+      <w:r>
+        <w:t>des</w:t>
+      </w:r>
+      <w:proofErr w:type="spellEnd"/>
+      <w:r>
+        <w:t xml:space="preserve"> </w:t>
+      </w:r>
+      <w:proofErr w:type="spellStart"/>
+      <w:r>
+        <w:t>religieux</w:t>
+      </w:r>
+      <w:proofErr w:type="spellEnd"/>
+      <w:r>
+        <w:t xml:space="preserve"> </w:t>
+      </w:r>
+      <w:proofErr w:type="spellStart"/>
+      <w:r>
+        <w:t>finançaient</w:t>
+      </w:r>
+      <w:proofErr w:type="spellEnd"/>
+      <w:r>
+        <w:t xml:space="preserve"> la </w:t>
+      </w:r>
+      <w:proofErr w:type="spellStart"/>
+      <w:r>
+        <w:t>construction</w:t>
+      </w:r>
+      <w:proofErr w:type="spellEnd"/>
+      <w:r>
+        <w:t xml:space="preserve"> d'une </w:t>
+      </w:r>
+      <w:proofErr w:type="spellStart"/>
+      <w:r>
+        <w:t>ou</w:t>
+      </w:r>
+      <w:proofErr w:type="spellEnd"/>
+      <w:r>
+        <w:t xml:space="preserve"> </w:t>
+      </w:r>
+      <w:proofErr w:type="spellStart"/>
+      <w:r>
+        <w:t>plusieurs</w:t>
+      </w:r>
+      <w:proofErr w:type="spellEnd"/>
+      <w:r>
+        <w:t xml:space="preserve"> </w:t>
+      </w:r>
+      <w:proofErr w:type="spellStart"/>
+      <w:r>
+        <w:t>arches</w:t>
+      </w:r>
+      <w:proofErr w:type="spellEnd"/>
+      <w:r>
+        <w:t xml:space="preserve">, </w:t>
+      </w:r>
+      <w:proofErr w:type="spellStart"/>
+      <w:r>
+        <w:t>laissant</w:t>
+      </w:r>
+      <w:proofErr w:type="spellEnd"/>
+      <w:r>
+        <w:t xml:space="preserve"> </w:t>
+      </w:r>
+      <w:proofErr w:type="spellStart"/>
+      <w:r>
+        <w:t>ensuite</w:t>
+      </w:r>
+      <w:proofErr w:type="spellEnd"/>
+      <w:r>
+        <w:t xml:space="preserve"> une </w:t>
+      </w:r>
+      <w:proofErr w:type="spellStart"/>
+      <w:r>
+        <w:t>plaque</w:t>
+      </w:r>
+      <w:proofErr w:type="spellEnd"/>
+      <w:r>
+        <w:t xml:space="preserve"> à la </w:t>
+      </w:r>
+      <w:proofErr w:type="spellStart"/>
+      <w:r>
+        <w:t>mémoire</w:t>
+      </w:r>
+      <w:proofErr w:type="spellEnd"/>
+      <w:r>
+        <w:t xml:space="preserve"> de </w:t>
+      </w:r>
+      <w:proofErr w:type="spellStart"/>
+      <w:r>
+        <w:t>leur</w:t>
+      </w:r>
+      <w:proofErr w:type="spellEnd"/>
+      <w:r>
+        <w:t xml:space="preserve"> </w:t>
+      </w:r>
+      <w:proofErr w:type="spellStart"/>
+      <w:r>
+        <w:t>contribution</w:t>
+      </w:r>
+      <w:proofErr w:type="spellEnd"/>
+      <w:r>
+        <w:t xml:space="preserve">. Le </w:t>
+      </w:r>
+      <w:proofErr w:type="spellStart"/>
+      <w:r>
+        <w:t>comte</w:t>
+      </w:r>
+      <w:proofErr w:type="spellEnd"/>
+      <w:r>
+        <w:t xml:space="preserve"> Gioseffo Carpegna a </w:t>
+      </w:r>
+      <w:proofErr w:type="spellStart"/>
+      <w:r>
+        <w:t>financé</w:t>
+      </w:r>
+      <w:proofErr w:type="spellEnd"/>
+      <w:r>
+        <w:t xml:space="preserve"> l'</w:t>
+      </w:r>
+      <w:proofErr w:type="spellStart"/>
+      <w:r>
+        <w:t>édification</w:t>
+      </w:r>
+      <w:proofErr w:type="spellEnd"/>
+      <w:r>
+        <w:t xml:space="preserve"> de </w:t>
+      </w:r>
+      <w:proofErr w:type="spellStart"/>
+      <w:r>
+        <w:t>l'arche</w:t>
+      </w:r>
+      <w:proofErr w:type="spellEnd"/>
+      <w:r>
+        <w:t xml:space="preserve"> 3 </w:t>
+      </w:r>
+      <w:proofErr w:type="spellStart"/>
+      <w:r>
+        <w:t>du</w:t>
+      </w:r>
+      <w:proofErr w:type="spellEnd"/>
+      <w:r>
+        <w:t xml:space="preserve"> </w:t>
+      </w:r>
+      <w:proofErr w:type="spellStart"/>
+      <w:r>
+        <w:t>Portique</w:t>
+      </w:r>
+      <w:proofErr w:type="spellEnd"/>
+      <w:r>
+        <w:t xml:space="preserve"> de San Luca. En </w:t>
+      </w:r>
+      <w:proofErr w:type="spellStart"/>
+      <w:r>
+        <w:t>témoignage</w:t>
+      </w:r>
+      <w:proofErr w:type="spellEnd"/>
+      <w:r>
+        <w:t xml:space="preserve"> de l'</w:t>
+      </w:r>
+      <w:proofErr w:type="spellStart"/>
+      <w:r>
+        <w:t>œuvre</w:t>
+      </w:r>
+      <w:proofErr w:type="spellEnd"/>
+      <w:r>
+        <w:t xml:space="preserve"> </w:t>
+      </w:r>
+      <w:proofErr w:type="spellStart"/>
+      <w:r>
+        <w:t>réalisée</w:t>
+      </w:r>
+      <w:proofErr w:type="spellEnd"/>
+      <w:r>
+        <w:t xml:space="preserve">, la </w:t>
+      </w:r>
+      <w:proofErr w:type="spellStart"/>
+      <w:r>
+        <w:t>plaque</w:t>
+      </w:r>
+      <w:proofErr w:type="spellEnd"/>
+      <w:r>
+        <w:t xml:space="preserve"> </w:t>
+      </w:r>
+      <w:proofErr w:type="spellStart"/>
+      <w:r>
+        <w:t>commémorative</w:t>
+      </w:r>
+      <w:proofErr w:type="spellEnd"/>
+      <w:r>
+        <w:t xml:space="preserve"> a </w:t>
+      </w:r>
+      <w:proofErr w:type="spellStart"/>
+      <w:r>
+        <w:t>été</w:t>
+      </w:r>
+      <w:proofErr w:type="spellEnd"/>
+      <w:r>
+        <w:t xml:space="preserve"> </w:t>
+      </w:r>
+      <w:proofErr w:type="spellStart"/>
+      <w:r>
+        <w:t>posée</w:t>
+      </w:r>
+      <w:proofErr w:type="spellEnd"/>
+      <w:r>
+        <w:t xml:space="preserve">. </w:t>
+      </w:r>
+    </w:p>
+    <w:p>
       <w:r>
         <w:rPr>
           <w:noProof/>
         </w:rPr>
         <w:drawing>
-          <wp:inline distT="0" distB="0" distL="0" distR="0" wp14:anchorId="0D2D7EF0" wp14:editId="5D9590B2">
-            <wp:extent cx="3517466" cy="2164080"/>
-            <wp:effectExtent l="0" t="0" r="6985" b="7620"/>
-            <wp:docPr id="1579656874" name="Immagine 1"/>
+          <wp:inline distT="0" distB="0" distL="0" distR="0" wp14:anchorId="33502AA8" wp14:editId="76C8A258">
+            <wp:extent cx="3667125" cy="2257425"/>
+            <wp:effectExtent l="0" t="0" r="9525" b="9525"/>
+            <wp:docPr id="555202658" name="Immagine 1"/>
             <wp:cNvGraphicFramePr>
               <a:graphicFrameLocks xmlns:a="http://schemas.openxmlformats.org/drawingml/2006/main" noChangeAspect="1"/>
             </wp:cNvGraphicFramePr>
@@ -58,11 +422,11 @@
               <a:graphicData uri="http://schemas.openxmlformats.org/drawingml/2006/picture">
                 <pic:pic xmlns:pic="http://schemas.openxmlformats.org/drawingml/2006/picture">
                   <pic:nvPicPr>
-                    <pic:cNvPr id="1579656874" name="Immagine 1579656874"/>
+                    <pic:cNvPr id="555202658" name="Immagine 555202658"/>
                     <pic:cNvPicPr/>
                   </pic:nvPicPr>
                   <pic:blipFill>
-                    <a:blip r:embed="rId5" cstate="print">
+                    <a:blip r:embed="rId5">
                       <a:extLst>
                         <a:ext uri="{28A0092B-C50C-407E-A947-70E740481C1C}">
                           <a14:useLocalDpi xmlns:a14="http://schemas.microsoft.com/office/drawing/2010/main" val="0"/>
@@ -76,7 +440,7 @@
                   <pic:spPr>
                     <a:xfrm>
                       <a:off x="0" y="0"/>
-                      <a:ext cx="3540880" cy="2178485"/>
+                      <a:ext cx="3667125" cy="2257425"/>
                     </a:xfrm>
                     <a:prstGeom prst="rect">
                       <a:avLst/>
@@ -90,135 +454,1767 @@
       </w:r>
     </w:p>
     <w:p>
-      <w:pPr>
-        <w:pStyle w:val="Corpotesto"/>
-        <w:ind w:left="424"/>
-      </w:pPr>
       <w:r>
         <w:t>[SPLIT_</w:t>
       </w:r>
       <w:proofErr w:type="gramStart"/>
       <w:r>
-        <w:t>BLOCK:Arco3_Carpegna.jpg</w:t>
+        <w:t>BLOCK:arco3_lapide.jpg</w:t>
       </w:r>
       <w:proofErr w:type="gramEnd"/>
       <w:r>
         <w:t>]</w:t>
+      </w:r>
+    </w:p>
+    <w:p>
+      <w:r>
+        <w:rPr>
+          <w:b/>
+          <w:bCs/>
+        </w:rPr>
+        <w:t>L'</w:t>
+      </w:r>
+      <w:proofErr w:type="spellStart"/>
+      <w:r>
+        <w:rPr>
+          <w:b/>
+          <w:bCs/>
+        </w:rPr>
+        <w:t>Inscription</w:t>
+      </w:r>
+      <w:proofErr w:type="spellEnd"/>
+      <w:r>
+        <w:rPr>
+          <w:b/>
+          <w:bCs/>
+        </w:rPr>
+        <w:t xml:space="preserve"> et son </w:t>
+      </w:r>
+      <w:proofErr w:type="spellStart"/>
+      <w:r>
+        <w:rPr>
+          <w:b/>
+          <w:bCs/>
+        </w:rPr>
+        <w:t>Décodage</w:t>
+      </w:r>
+      <w:proofErr w:type="spellEnd"/>
+    </w:p>
+    <w:p>
+      <w:r>
+        <w:t xml:space="preserve">Cette </w:t>
+      </w:r>
+      <w:proofErr w:type="spellStart"/>
+      <w:r>
+        <w:t>inscription</w:t>
+      </w:r>
+      <w:proofErr w:type="spellEnd"/>
+      <w:r>
+        <w:t xml:space="preserve"> est un </w:t>
+      </w:r>
+      <w:proofErr w:type="spellStart"/>
+      <w:r>
+        <w:t>exemple</w:t>
+      </w:r>
+      <w:proofErr w:type="spellEnd"/>
+      <w:r>
+        <w:t xml:space="preserve"> </w:t>
+      </w:r>
+      <w:proofErr w:type="spellStart"/>
+      <w:r>
+        <w:t>classique</w:t>
+      </w:r>
+      <w:proofErr w:type="spellEnd"/>
+      <w:r>
+        <w:t xml:space="preserve"> d'</w:t>
+      </w:r>
+      <w:proofErr w:type="spellStart"/>
+      <w:r>
+        <w:t>épigraphie</w:t>
+      </w:r>
+      <w:proofErr w:type="spellEnd"/>
+      <w:r>
+        <w:t xml:space="preserve"> latine </w:t>
+      </w:r>
+      <w:proofErr w:type="spellStart"/>
+      <w:r>
+        <w:t>baroque</w:t>
+      </w:r>
+      <w:proofErr w:type="spellEnd"/>
+      <w:r>
+        <w:t xml:space="preserve"> </w:t>
+      </w:r>
+      <w:proofErr w:type="spellStart"/>
+      <w:r>
+        <w:t>ou</w:t>
+      </w:r>
+      <w:proofErr w:type="spellEnd"/>
+      <w:r>
+        <w:t xml:space="preserve"> </w:t>
+      </w:r>
+      <w:proofErr w:type="spellStart"/>
+      <w:r>
+        <w:t>néoclassique</w:t>
+      </w:r>
+      <w:proofErr w:type="spellEnd"/>
+      <w:r>
+        <w:t xml:space="preserve">, </w:t>
+      </w:r>
+      <w:proofErr w:type="spellStart"/>
+      <w:r>
+        <w:t>probablement</w:t>
+      </w:r>
+      <w:proofErr w:type="spellEnd"/>
+      <w:r>
+        <w:t xml:space="preserve"> </w:t>
+      </w:r>
+      <w:proofErr w:type="spellStart"/>
+      <w:r>
+        <w:t>située</w:t>
+      </w:r>
+      <w:proofErr w:type="spellEnd"/>
+      <w:r>
+        <w:t xml:space="preserve"> </w:t>
+      </w:r>
+      <w:proofErr w:type="spellStart"/>
+      <w:r>
+        <w:t>dans</w:t>
+      </w:r>
+      <w:proofErr w:type="spellEnd"/>
+      <w:r>
+        <w:t xml:space="preserve"> un </w:t>
+      </w:r>
+      <w:proofErr w:type="spellStart"/>
+      <w:r>
+        <w:t>contexte</w:t>
+      </w:r>
+      <w:proofErr w:type="spellEnd"/>
+      <w:r>
+        <w:t xml:space="preserve"> </w:t>
+      </w:r>
+      <w:proofErr w:type="spellStart"/>
+      <w:r>
+        <w:t>monumental</w:t>
+      </w:r>
+      <w:proofErr w:type="spellEnd"/>
+      <w:r>
+        <w:t xml:space="preserve"> </w:t>
+      </w:r>
+      <w:proofErr w:type="spellStart"/>
+      <w:r>
+        <w:t>ou</w:t>
+      </w:r>
+      <w:proofErr w:type="spellEnd"/>
+      <w:r>
+        <w:t xml:space="preserve"> </w:t>
+      </w:r>
+      <w:proofErr w:type="spellStart"/>
+      <w:r>
+        <w:t>académique</w:t>
+      </w:r>
+      <w:proofErr w:type="spellEnd"/>
+      <w:r>
+        <w:t>. Il s'</w:t>
+      </w:r>
+      <w:proofErr w:type="spellStart"/>
+      <w:r>
+        <w:t>agit</w:t>
+      </w:r>
+      <w:proofErr w:type="spellEnd"/>
+      <w:r>
+        <w:t xml:space="preserve"> d'une </w:t>
+      </w:r>
+      <w:proofErr w:type="spellStart"/>
+      <w:r>
+        <w:t>dédicace</w:t>
+      </w:r>
+      <w:proofErr w:type="spellEnd"/>
+      <w:r>
+        <w:t xml:space="preserve"> </w:t>
+      </w:r>
+      <w:proofErr w:type="spellStart"/>
+      <w:r>
+        <w:t>solennelle</w:t>
+      </w:r>
+      <w:proofErr w:type="spellEnd"/>
+      <w:r>
+        <w:t xml:space="preserve"> qui </w:t>
+      </w:r>
+      <w:proofErr w:type="spellStart"/>
+      <w:r>
+        <w:t>unit</w:t>
+      </w:r>
+      <w:proofErr w:type="spellEnd"/>
+      <w:r>
+        <w:t xml:space="preserve"> </w:t>
+      </w:r>
+      <w:proofErr w:type="spellStart"/>
+      <w:r>
+        <w:t>dévotion</w:t>
+      </w:r>
+      <w:proofErr w:type="spellEnd"/>
+      <w:r>
+        <w:t xml:space="preserve"> </w:t>
+      </w:r>
+      <w:proofErr w:type="spellStart"/>
+      <w:r>
+        <w:t>religieuse</w:t>
+      </w:r>
+      <w:proofErr w:type="spellEnd"/>
+      <w:r>
+        <w:t xml:space="preserve"> et </w:t>
+      </w:r>
+      <w:proofErr w:type="spellStart"/>
+      <w:r>
+        <w:t>fierté</w:t>
+      </w:r>
+      <w:proofErr w:type="spellEnd"/>
+      <w:r>
+        <w:t xml:space="preserve"> </w:t>
+      </w:r>
+      <w:proofErr w:type="spellStart"/>
+      <w:r>
+        <w:t>académique</w:t>
+      </w:r>
+      <w:proofErr w:type="spellEnd"/>
+      <w:r>
+        <w:t>/</w:t>
+      </w:r>
+      <w:proofErr w:type="spellStart"/>
+      <w:r>
+        <w:t>nobiliaire</w:t>
+      </w:r>
+      <w:proofErr w:type="spellEnd"/>
+      <w:r>
+        <w:t xml:space="preserve">. </w:t>
+      </w:r>
+    </w:p>
+    <w:p>
+      <w:r>
+        <w:t xml:space="preserve">La première </w:t>
+      </w:r>
+      <w:proofErr w:type="spellStart"/>
+      <w:r>
+        <w:t>partie</w:t>
+      </w:r>
+      <w:proofErr w:type="spellEnd"/>
+      <w:r>
+        <w:t xml:space="preserve"> </w:t>
+      </w:r>
+      <w:proofErr w:type="spellStart"/>
+      <w:r>
+        <w:t>du</w:t>
+      </w:r>
+      <w:proofErr w:type="spellEnd"/>
+      <w:r>
+        <w:t xml:space="preserve"> texte </w:t>
+      </w:r>
+      <w:proofErr w:type="spellStart"/>
+      <w:r>
+        <w:t>célèbre</w:t>
+      </w:r>
+      <w:proofErr w:type="spellEnd"/>
+      <w:r>
+        <w:t xml:space="preserve"> le </w:t>
+      </w:r>
+      <w:proofErr w:type="spellStart"/>
+      <w:r>
+        <w:t>commanditaire</w:t>
+      </w:r>
+      <w:proofErr w:type="spellEnd"/>
+      <w:r>
+        <w:t xml:space="preserve">: </w:t>
       </w:r>
     </w:p>
     <w:p>
       <w:pPr>
-        <w:pStyle w:val="Corpotesto"/>
+        <w:numPr>
+          <w:ilvl w:val="0"/>
+          <w:numId w:val="1"/>
+        </w:numPr>
       </w:pPr>
       <w:r>
-        <w:t xml:space="preserve">Pierre tombale de </w:t>
-      </w:r>
-      <w:proofErr w:type="spellStart"/>
-      <w:r>
-        <w:t>Fornasari</w:t>
-      </w:r>
-      <w:proofErr w:type="spellEnd"/>
-      <w:r>
-        <w:t xml:space="preserve">, avec une sculpture en grès de Francesco </w:t>
-      </w:r>
-      <w:proofErr w:type="spellStart"/>
-      <w:r>
-        <w:t>Albertoni</w:t>
-      </w:r>
-      <w:proofErr w:type="spellEnd"/>
-      <w:r>
-        <w:t xml:space="preserve">. Ippolito di Antonio </w:t>
-      </w:r>
-      <w:proofErr w:type="spellStart"/>
-      <w:r>
-        <w:t>Fornasari</w:t>
-      </w:r>
-      <w:proofErr w:type="spellEnd"/>
-      <w:r>
-        <w:t xml:space="preserve">, archiprêtre-abbé de Poggio </w:t>
-      </w:r>
-      <w:proofErr w:type="spellStart"/>
-      <w:r>
-        <w:t>Renatico</w:t>
-      </w:r>
-      <w:proofErr w:type="spellEnd"/>
-      <w:r>
-        <w:t xml:space="preserve"> et professeur à l'université de Bologne ; il mourut à l'âge de soixante-dix ans en 1697.</w:t>
+        <w:t xml:space="preserve">CHRISTO PONT. </w:t>
+      </w:r>
+      <w:proofErr w:type="gramStart"/>
+      <w:r>
+        <w:t>OPTIMO :</w:t>
+      </w:r>
+      <w:proofErr w:type="gramEnd"/>
+      <w:r>
+        <w:t xml:space="preserve"> "</w:t>
+      </w:r>
+      <w:proofErr w:type="spellStart"/>
+      <w:r>
+        <w:t>Au</w:t>
+      </w:r>
+      <w:proofErr w:type="spellEnd"/>
+      <w:r>
+        <w:t xml:space="preserve"> Christ, Souverain </w:t>
+      </w:r>
+      <w:proofErr w:type="spellStart"/>
+      <w:r>
+        <w:t>Pontife</w:t>
+      </w:r>
+      <w:proofErr w:type="spellEnd"/>
+      <w:r>
+        <w:t xml:space="preserve">", la </w:t>
+      </w:r>
+      <w:proofErr w:type="spellStart"/>
+      <w:r>
+        <w:t>dédicace</w:t>
+      </w:r>
+      <w:proofErr w:type="spellEnd"/>
+      <w:r>
+        <w:t xml:space="preserve"> principale à Jésus-Christ en </w:t>
+      </w:r>
+      <w:proofErr w:type="spellStart"/>
+      <w:r>
+        <w:t>tant</w:t>
+      </w:r>
+      <w:proofErr w:type="spellEnd"/>
+      <w:r>
+        <w:t xml:space="preserve"> </w:t>
+      </w:r>
+      <w:proofErr w:type="spellStart"/>
+      <w:r>
+        <w:t>que</w:t>
+      </w:r>
+      <w:proofErr w:type="spellEnd"/>
+      <w:r>
+        <w:t xml:space="preserve"> grand </w:t>
+      </w:r>
+      <w:proofErr w:type="spellStart"/>
+      <w:r>
+        <w:t>prêtre</w:t>
+      </w:r>
+      <w:proofErr w:type="spellEnd"/>
+      <w:r>
+        <w:t xml:space="preserve">. </w:t>
       </w:r>
     </w:p>
     <w:p>
-      <w:r>
-        <w:t xml:space="preserve">Traduction du texte latin par Google Translate : </w:t>
-      </w:r>
-      <w:r>
-        <w:br/>
-        <w:t>CHRISTO PONT. OPTIMO</w:t>
+      <w:pPr>
+        <w:numPr>
+          <w:ilvl w:val="0"/>
+          <w:numId w:val="1"/>
+        </w:numPr>
+      </w:pPr>
+      <w:r>
+        <w:rPr>
+          <w:b/>
+          <w:bCs/>
+        </w:rPr>
+        <w:t xml:space="preserve">AUGUSTAE VM </w:t>
+      </w:r>
+      <w:proofErr w:type="gramStart"/>
+      <w:r>
+        <w:rPr>
+          <w:b/>
+          <w:bCs/>
+        </w:rPr>
+        <w:t>MATRI</w:t>
+      </w:r>
+      <w:r>
+        <w:t xml:space="preserve"> :</w:t>
+      </w:r>
+      <w:proofErr w:type="gramEnd"/>
+      <w:r>
+        <w:t xml:space="preserve"> "À </w:t>
+      </w:r>
+      <w:proofErr w:type="spellStart"/>
+      <w:r>
+        <w:t>l'auguste</w:t>
+      </w:r>
+      <w:proofErr w:type="spellEnd"/>
+      <w:r>
+        <w:t xml:space="preserve"> </w:t>
+      </w:r>
+      <w:proofErr w:type="spellStart"/>
+      <w:r>
+        <w:t>Vierge</w:t>
+      </w:r>
+      <w:proofErr w:type="spellEnd"/>
+      <w:r>
+        <w:t xml:space="preserve"> </w:t>
+      </w:r>
+      <w:proofErr w:type="spellStart"/>
+      <w:r>
+        <w:t>Mère</w:t>
+      </w:r>
+      <w:proofErr w:type="spellEnd"/>
+      <w:r>
+        <w:t xml:space="preserve">" (Virgini Mariae). </w:t>
       </w:r>
     </w:p>
     <w:p>
-      <w:r>
-        <w:t>AUGUSTAE VM MATRI</w:t>
+      <w:pPr>
+        <w:numPr>
+          <w:ilvl w:val="0"/>
+          <w:numId w:val="1"/>
+        </w:numPr>
+      </w:pPr>
+      <w:r>
+        <w:t>IPPOLITO ABBA FORNASARIUS BON. G. NOB</w:t>
+      </w:r>
+      <w:proofErr w:type="gramStart"/>
+      <w:r>
+        <w:t>. :</w:t>
+      </w:r>
+      <w:proofErr w:type="gramEnd"/>
+      <w:r>
+        <w:t xml:space="preserve"> "Ippolito Abbé Fornasari, </w:t>
+      </w:r>
+      <w:proofErr w:type="spellStart"/>
+      <w:r>
+        <w:t>Bolonais</w:t>
+      </w:r>
+      <w:proofErr w:type="spellEnd"/>
+      <w:r>
+        <w:t xml:space="preserve">, De Noble </w:t>
+      </w:r>
+      <w:proofErr w:type="spellStart"/>
+      <w:r>
+        <w:t>Lignée</w:t>
+      </w:r>
+      <w:proofErr w:type="spellEnd"/>
+      <w:r>
+        <w:t xml:space="preserve">". </w:t>
       </w:r>
     </w:p>
     <w:p>
-      <w:r>
-        <w:t>IPPOLITO ABBA FORNASARIUS BON. G. NOB.</w:t>
+      <w:pPr>
+        <w:numPr>
+          <w:ilvl w:val="0"/>
+          <w:numId w:val="1"/>
+        </w:numPr>
+      </w:pPr>
+      <w:r>
+        <w:t xml:space="preserve">EN PATR. ARCHIGYM. IC DE MANE PRIM. EMER. </w:t>
+      </w:r>
+      <w:proofErr w:type="gramStart"/>
+      <w:r>
+        <w:t>D. :</w:t>
+      </w:r>
+      <w:proofErr w:type="gramEnd"/>
+      <w:r>
+        <w:t xml:space="preserve"> "</w:t>
+      </w:r>
+      <w:proofErr w:type="spellStart"/>
+      <w:r>
+        <w:t>Voici</w:t>
+      </w:r>
+      <w:proofErr w:type="spellEnd"/>
+      <w:r>
+        <w:t xml:space="preserve"> le </w:t>
+      </w:r>
+      <w:proofErr w:type="spellStart"/>
+      <w:r>
+        <w:t>Patricien</w:t>
+      </w:r>
+      <w:proofErr w:type="spellEnd"/>
+      <w:r>
+        <w:t xml:space="preserve">, </w:t>
+      </w:r>
+      <w:proofErr w:type="spellStart"/>
+      <w:r>
+        <w:t>Jurisconsulte</w:t>
+      </w:r>
+      <w:proofErr w:type="spellEnd"/>
+      <w:r>
+        <w:t xml:space="preserve"> </w:t>
+      </w:r>
+      <w:proofErr w:type="spellStart"/>
+      <w:r>
+        <w:t>du</w:t>
+      </w:r>
+      <w:proofErr w:type="spellEnd"/>
+      <w:r>
+        <w:t xml:space="preserve"> </w:t>
+      </w:r>
+      <w:proofErr w:type="spellStart"/>
+      <w:r>
+        <w:t>matin</w:t>
+      </w:r>
+      <w:proofErr w:type="spellEnd"/>
+      <w:r>
+        <w:t xml:space="preserve"> à la première place de l'Archiginnasio, </w:t>
+      </w:r>
+      <w:proofErr w:type="spellStart"/>
+      <w:r>
+        <w:t>émérite</w:t>
+      </w:r>
+      <w:proofErr w:type="spellEnd"/>
+      <w:r>
+        <w:t xml:space="preserve">, a </w:t>
+      </w:r>
+      <w:proofErr w:type="spellStart"/>
+      <w:r>
+        <w:t>dédié</w:t>
+      </w:r>
+      <w:proofErr w:type="spellEnd"/>
+      <w:r>
+        <w:t xml:space="preserve">". </w:t>
       </w:r>
     </w:p>
     <w:p>
       <w:r>
-        <w:t>EN PATR. ARCHIGYM.IC DE MANE PRIM. EMER.D.</w:t>
+        <w:t xml:space="preserve">Ippolito Fornasari </w:t>
+      </w:r>
+      <w:proofErr w:type="spellStart"/>
+      <w:r>
+        <w:t>était</w:t>
+      </w:r>
+      <w:proofErr w:type="spellEnd"/>
+      <w:r>
+        <w:t xml:space="preserve"> un illustre </w:t>
+      </w:r>
+      <w:proofErr w:type="spellStart"/>
+      <w:r>
+        <w:t>juriste</w:t>
+      </w:r>
+      <w:proofErr w:type="spellEnd"/>
+      <w:r>
+        <w:t xml:space="preserve"> et </w:t>
+      </w:r>
+      <w:proofErr w:type="spellStart"/>
+      <w:r>
+        <w:t>professeur</w:t>
+      </w:r>
+      <w:proofErr w:type="spellEnd"/>
+      <w:r>
+        <w:t xml:space="preserve"> </w:t>
+      </w:r>
+      <w:proofErr w:type="spellStart"/>
+      <w:r>
+        <w:t>entre</w:t>
+      </w:r>
+      <w:proofErr w:type="spellEnd"/>
+      <w:r>
+        <w:t xml:space="preserve"> la fin </w:t>
+      </w:r>
+      <w:proofErr w:type="spellStart"/>
+      <w:r>
+        <w:t>du</w:t>
+      </w:r>
+      <w:proofErr w:type="spellEnd"/>
+      <w:r>
+        <w:t xml:space="preserve"> </w:t>
+      </w:r>
+      <w:proofErr w:type="spellStart"/>
+      <w:r>
+        <w:t>XVIIe</w:t>
+      </w:r>
+      <w:proofErr w:type="spellEnd"/>
+      <w:r>
+        <w:t xml:space="preserve"> et le </w:t>
+      </w:r>
+      <w:proofErr w:type="spellStart"/>
+      <w:r>
+        <w:t>début</w:t>
+      </w:r>
+      <w:proofErr w:type="spellEnd"/>
+      <w:r>
+        <w:t xml:space="preserve"> </w:t>
+      </w:r>
+      <w:proofErr w:type="spellStart"/>
+      <w:r>
+        <w:t>du</w:t>
+      </w:r>
+      <w:proofErr w:type="spellEnd"/>
+      <w:r>
+        <w:t xml:space="preserve"> </w:t>
+      </w:r>
+      <w:proofErr w:type="spellStart"/>
+      <w:r>
+        <w:t>XVIIIe</w:t>
+      </w:r>
+      <w:proofErr w:type="spellEnd"/>
+      <w:r>
+        <w:t xml:space="preserve"> siècle. La </w:t>
+      </w:r>
+      <w:proofErr w:type="spellStart"/>
+      <w:r>
+        <w:t>mention</w:t>
+      </w:r>
+      <w:proofErr w:type="spellEnd"/>
+      <w:r>
+        <w:t xml:space="preserve"> "DE MANE PRIM." </w:t>
+      </w:r>
+      <w:proofErr w:type="spellStart"/>
+      <w:r>
+        <w:t>confirme</w:t>
+      </w:r>
+      <w:proofErr w:type="spellEnd"/>
+      <w:r>
+        <w:t xml:space="preserve"> son </w:t>
+      </w:r>
+      <w:proofErr w:type="spellStart"/>
+      <w:r>
+        <w:t>importance</w:t>
+      </w:r>
+      <w:proofErr w:type="spellEnd"/>
+      <w:r>
+        <w:t xml:space="preserve"> </w:t>
+      </w:r>
+      <w:proofErr w:type="spellStart"/>
+      <w:r>
+        <w:t>académique</w:t>
+      </w:r>
+      <w:proofErr w:type="spellEnd"/>
+      <w:r>
+        <w:t xml:space="preserve">, se </w:t>
+      </w:r>
+      <w:proofErr w:type="spellStart"/>
+      <w:r>
+        <w:t>référant</w:t>
+      </w:r>
+      <w:proofErr w:type="spellEnd"/>
+      <w:r>
+        <w:t xml:space="preserve"> à la </w:t>
+      </w:r>
+      <w:proofErr w:type="spellStart"/>
+      <w:r>
+        <w:t>chaire</w:t>
+      </w:r>
+      <w:proofErr w:type="spellEnd"/>
+      <w:r>
+        <w:t xml:space="preserve"> </w:t>
+      </w:r>
+      <w:proofErr w:type="spellStart"/>
+      <w:r>
+        <w:t>du</w:t>
+      </w:r>
+      <w:proofErr w:type="spellEnd"/>
+      <w:r>
+        <w:t xml:space="preserve"> </w:t>
+      </w:r>
+      <w:proofErr w:type="spellStart"/>
+      <w:r>
+        <w:t>matin</w:t>
+      </w:r>
+      <w:proofErr w:type="spellEnd"/>
+      <w:r>
+        <w:t xml:space="preserve">, la plus </w:t>
+      </w:r>
+      <w:proofErr w:type="spellStart"/>
+      <w:r>
+        <w:t>prestigieuse</w:t>
+      </w:r>
+      <w:proofErr w:type="spellEnd"/>
+      <w:r>
+        <w:t xml:space="preserve"> de l'Archiginnasio. </w:t>
       </w:r>
     </w:p>
     <w:p>
       <w:r>
-        <w:t>Elle se dresse comme la cheffe des Toscans au sommet de la montagne</w:t>
+        <w:rPr>
+          <w:b/>
+          <w:bCs/>
+        </w:rPr>
+        <w:t xml:space="preserve">La </w:t>
+      </w:r>
+      <w:proofErr w:type="spellStart"/>
+      <w:r>
+        <w:rPr>
+          <w:b/>
+          <w:bCs/>
+        </w:rPr>
+        <w:t>Composition</w:t>
+      </w:r>
+      <w:proofErr w:type="spellEnd"/>
+      <w:r>
+        <w:rPr>
+          <w:b/>
+          <w:bCs/>
+        </w:rPr>
+        <w:t xml:space="preserve"> </w:t>
+      </w:r>
+      <w:proofErr w:type="spellStart"/>
+      <w:r>
+        <w:rPr>
+          <w:b/>
+          <w:bCs/>
+        </w:rPr>
+        <w:t>Poétique</w:t>
+      </w:r>
+      <w:proofErr w:type="spellEnd"/>
+      <w:r>
+        <w:rPr>
+          <w:b/>
+          <w:bCs/>
+        </w:rPr>
+        <w:t xml:space="preserve"> (1693)</w:t>
       </w:r>
     </w:p>
     <w:p>
-      <w:r>
-        <w:t xml:space="preserve">Là, avec le Portici </w:t>
-      </w:r>
-      <w:proofErr w:type="spellStart"/>
-      <w:r>
-        <w:t>Felsini</w:t>
-      </w:r>
-      <w:proofErr w:type="spellEnd"/>
-      <w:r>
-        <w:t>, le mur du temple, la Vierge augmente cette maison dorée du ciel</w:t>
+      <w:proofErr w:type="gramStart"/>
+      <w:r>
+        <w:t>La seconde</w:t>
+      </w:r>
+      <w:proofErr w:type="gramEnd"/>
+      <w:r>
+        <w:t xml:space="preserve"> </w:t>
+      </w:r>
+      <w:proofErr w:type="spellStart"/>
+      <w:r>
+        <w:t>partie</w:t>
+      </w:r>
+      <w:proofErr w:type="spellEnd"/>
+      <w:r>
+        <w:t xml:space="preserve"> de l'</w:t>
+      </w:r>
+      <w:proofErr w:type="spellStart"/>
+      <w:r>
+        <w:t>inscription</w:t>
+      </w:r>
+      <w:proofErr w:type="spellEnd"/>
+      <w:r>
+        <w:t xml:space="preserve"> est un </w:t>
+      </w:r>
+      <w:proofErr w:type="spellStart"/>
+      <w:r>
+        <w:t>poème</w:t>
+      </w:r>
+      <w:proofErr w:type="spellEnd"/>
+      <w:r>
+        <w:t xml:space="preserve"> en </w:t>
+      </w:r>
+      <w:proofErr w:type="spellStart"/>
+      <w:r>
+        <w:t>distiques</w:t>
+      </w:r>
+      <w:proofErr w:type="spellEnd"/>
+      <w:r>
+        <w:t xml:space="preserve"> </w:t>
+      </w:r>
+      <w:proofErr w:type="spellStart"/>
+      <w:r>
+        <w:t>élégiaques</w:t>
+      </w:r>
+      <w:proofErr w:type="spellEnd"/>
+      <w:r>
+        <w:t xml:space="preserve"> de l'</w:t>
+      </w:r>
+      <w:proofErr w:type="spellStart"/>
+      <w:r>
+        <w:t>année</w:t>
+      </w:r>
+      <w:proofErr w:type="spellEnd"/>
+      <w:r>
+        <w:t xml:space="preserve"> 1693: </w:t>
       </w:r>
     </w:p>
     <w:p>
-      <w:r>
-        <w:t>La porte du gardien de la Tour de David dans un hôpital</w:t>
+      <w:pPr>
+        <w:numPr>
+          <w:ilvl w:val="0"/>
+          <w:numId w:val="2"/>
+        </w:numPr>
+      </w:pPr>
+      <w:proofErr w:type="spellStart"/>
+      <w:r>
+        <w:rPr>
+          <w:b/>
+          <w:bCs/>
+        </w:rPr>
+        <w:lastRenderedPageBreak/>
+        <w:t>Eminet</w:t>
+      </w:r>
+      <w:proofErr w:type="spellEnd"/>
+      <w:r>
+        <w:rPr>
+          <w:b/>
+          <w:bCs/>
+        </w:rPr>
+        <w:t xml:space="preserve"> Illa Caput </w:t>
+      </w:r>
+      <w:proofErr w:type="spellStart"/>
+      <w:r>
+        <w:rPr>
+          <w:b/>
+          <w:bCs/>
+        </w:rPr>
+        <w:t>Tuscorum</w:t>
+      </w:r>
+      <w:proofErr w:type="spellEnd"/>
+      <w:r>
+        <w:rPr>
+          <w:b/>
+          <w:bCs/>
+        </w:rPr>
+        <w:t xml:space="preserve"> in Vertice </w:t>
+      </w:r>
+      <w:proofErr w:type="gramStart"/>
+      <w:r>
+        <w:rPr>
+          <w:b/>
+          <w:bCs/>
+        </w:rPr>
+        <w:t>Montis</w:t>
+      </w:r>
+      <w:r>
+        <w:t xml:space="preserve"> :</w:t>
+      </w:r>
+      <w:proofErr w:type="gramEnd"/>
+      <w:r>
+        <w:t xml:space="preserve"> "Elle [l'</w:t>
+      </w:r>
+      <w:proofErr w:type="spellStart"/>
+      <w:r>
+        <w:t>Église</w:t>
+      </w:r>
+      <w:proofErr w:type="spellEnd"/>
+      <w:r>
+        <w:t>] s'</w:t>
+      </w:r>
+      <w:proofErr w:type="spellStart"/>
+      <w:r>
+        <w:t>élève</w:t>
+      </w:r>
+      <w:proofErr w:type="spellEnd"/>
+      <w:r>
+        <w:t xml:space="preserve"> </w:t>
+      </w:r>
+      <w:proofErr w:type="spellStart"/>
+      <w:r>
+        <w:t>au-dessus</w:t>
+      </w:r>
+      <w:proofErr w:type="spellEnd"/>
+      <w:r>
+        <w:t xml:space="preserve"> </w:t>
+      </w:r>
+      <w:proofErr w:type="spellStart"/>
+      <w:r>
+        <w:t>du</w:t>
+      </w:r>
+      <w:proofErr w:type="spellEnd"/>
+      <w:r>
+        <w:t xml:space="preserve"> Chef </w:t>
+      </w:r>
+      <w:proofErr w:type="spellStart"/>
+      <w:r>
+        <w:t>des</w:t>
+      </w:r>
+      <w:proofErr w:type="spellEnd"/>
+      <w:r>
+        <w:t xml:space="preserve"> </w:t>
+      </w:r>
+      <w:proofErr w:type="spellStart"/>
+      <w:r>
+        <w:t>Toscans</w:t>
+      </w:r>
+      <w:proofErr w:type="spellEnd"/>
+      <w:r>
+        <w:t xml:space="preserve">, sur le </w:t>
+      </w:r>
+      <w:proofErr w:type="spellStart"/>
+      <w:r>
+        <w:t>sommet</w:t>
+      </w:r>
+      <w:proofErr w:type="spellEnd"/>
+      <w:r>
+        <w:t xml:space="preserve"> de la montagne". </w:t>
       </w:r>
     </w:p>
     <w:p>
-      <w:r>
-        <w:t>Et devient le prochain ventre de la Vierge, le Citoyen</w:t>
+      <w:pPr>
+        <w:numPr>
+          <w:ilvl w:val="0"/>
+          <w:numId w:val="2"/>
+        </w:numPr>
+      </w:pPr>
+      <w:proofErr w:type="spellStart"/>
+      <w:r>
+        <w:rPr>
+          <w:b/>
+          <w:bCs/>
+        </w:rPr>
+        <w:t>Illuc</w:t>
+      </w:r>
+      <w:proofErr w:type="spellEnd"/>
+      <w:r>
+        <w:rPr>
+          <w:b/>
+          <w:bCs/>
+        </w:rPr>
+        <w:t xml:space="preserve"> </w:t>
+      </w:r>
+      <w:proofErr w:type="spellStart"/>
+      <w:r>
+        <w:rPr>
+          <w:b/>
+          <w:bCs/>
+        </w:rPr>
+        <w:t>Productis</w:t>
+      </w:r>
+      <w:proofErr w:type="spellEnd"/>
+      <w:r>
+        <w:rPr>
+          <w:b/>
+          <w:bCs/>
+        </w:rPr>
+        <w:t xml:space="preserve"> Felsina </w:t>
+      </w:r>
+      <w:proofErr w:type="spellStart"/>
+      <w:proofErr w:type="gramStart"/>
+      <w:r>
+        <w:rPr>
+          <w:b/>
+          <w:bCs/>
+        </w:rPr>
+        <w:t>Porticibus</w:t>
+      </w:r>
+      <w:proofErr w:type="spellEnd"/>
+      <w:r>
+        <w:t xml:space="preserve"> :</w:t>
+      </w:r>
+      <w:proofErr w:type="gramEnd"/>
+      <w:r>
+        <w:t xml:space="preserve"> "</w:t>
+      </w:r>
+      <w:proofErr w:type="spellStart"/>
+      <w:r>
+        <w:t>jusque</w:t>
+      </w:r>
+      <w:proofErr w:type="spellEnd"/>
+      <w:r>
+        <w:t xml:space="preserve">-là Bologne est </w:t>
+      </w:r>
+      <w:proofErr w:type="spellStart"/>
+      <w:r>
+        <w:t>conduite</w:t>
+      </w:r>
+      <w:proofErr w:type="spellEnd"/>
+      <w:r>
+        <w:t xml:space="preserve"> par </w:t>
+      </w:r>
+      <w:proofErr w:type="spellStart"/>
+      <w:r>
+        <w:t>les</w:t>
+      </w:r>
+      <w:proofErr w:type="spellEnd"/>
+      <w:r>
+        <w:t xml:space="preserve"> </w:t>
+      </w:r>
+      <w:proofErr w:type="spellStart"/>
+      <w:r>
+        <w:t>portiques</w:t>
+      </w:r>
+      <w:proofErr w:type="spellEnd"/>
+      <w:r>
+        <w:t xml:space="preserve"> </w:t>
+      </w:r>
+      <w:proofErr w:type="spellStart"/>
+      <w:r>
+        <w:t>prolongés</w:t>
+      </w:r>
+      <w:proofErr w:type="spellEnd"/>
+      <w:r>
+        <w:t xml:space="preserve">". </w:t>
       </w:r>
     </w:p>
     <w:p>
-      <w:r>
-        <w:t>Le Fils, ainsi que le Voyant, le Meilleur Veilleur</w:t>
+      <w:pPr>
+        <w:numPr>
+          <w:ilvl w:val="0"/>
+          <w:numId w:val="2"/>
+        </w:numPr>
+      </w:pPr>
+      <w:r>
+        <w:rPr>
+          <w:b/>
+          <w:bCs/>
+        </w:rPr>
+        <w:t xml:space="preserve">Templi muro </w:t>
+      </w:r>
+      <w:proofErr w:type="spellStart"/>
+      <w:r>
+        <w:rPr>
+          <w:b/>
+          <w:bCs/>
+        </w:rPr>
+        <w:t>Hanc</w:t>
+      </w:r>
+      <w:proofErr w:type="spellEnd"/>
+      <w:r>
+        <w:rPr>
+          <w:b/>
+          <w:bCs/>
+        </w:rPr>
+        <w:t xml:space="preserve"> Virgo </w:t>
+      </w:r>
+      <w:proofErr w:type="spellStart"/>
+      <w:r>
+        <w:rPr>
+          <w:b/>
+          <w:bCs/>
+        </w:rPr>
+        <w:t>auget</w:t>
+      </w:r>
+      <w:proofErr w:type="spellEnd"/>
+      <w:r>
+        <w:rPr>
+          <w:b/>
+          <w:bCs/>
+        </w:rPr>
+        <w:t xml:space="preserve"> Domus Aurea Caeli / Porta Vigil Turris David in </w:t>
+      </w:r>
+      <w:proofErr w:type="gramStart"/>
+      <w:r>
+        <w:rPr>
+          <w:b/>
+          <w:bCs/>
+        </w:rPr>
+        <w:t>Hospitium</w:t>
+      </w:r>
+      <w:r>
+        <w:t xml:space="preserve"> :</w:t>
+      </w:r>
+      <w:proofErr w:type="gramEnd"/>
+      <w:r>
+        <w:t xml:space="preserve"> La </w:t>
+      </w:r>
+      <w:proofErr w:type="spellStart"/>
+      <w:r>
+        <w:t>Vierge</w:t>
+      </w:r>
+      <w:proofErr w:type="spellEnd"/>
+      <w:r>
+        <w:t xml:space="preserve">, </w:t>
+      </w:r>
+      <w:proofErr w:type="spellStart"/>
+      <w:r>
+        <w:t>décrite</w:t>
+      </w:r>
+      <w:proofErr w:type="spellEnd"/>
+      <w:r>
+        <w:t xml:space="preserve"> par </w:t>
+      </w:r>
+      <w:proofErr w:type="spellStart"/>
+      <w:r>
+        <w:t>des</w:t>
+      </w:r>
+      <w:proofErr w:type="spellEnd"/>
+      <w:r>
+        <w:t xml:space="preserve"> </w:t>
+      </w:r>
+      <w:proofErr w:type="spellStart"/>
+      <w:r>
+        <w:t>titres</w:t>
+      </w:r>
+      <w:proofErr w:type="spellEnd"/>
+      <w:r>
+        <w:t xml:space="preserve"> </w:t>
+      </w:r>
+      <w:proofErr w:type="spellStart"/>
+      <w:r>
+        <w:t>des</w:t>
+      </w:r>
+      <w:proofErr w:type="spellEnd"/>
+      <w:r>
+        <w:t xml:space="preserve"> </w:t>
+      </w:r>
+      <w:proofErr w:type="spellStart"/>
+      <w:r>
+        <w:t>Litanies</w:t>
+      </w:r>
+      <w:proofErr w:type="spellEnd"/>
+      <w:r>
+        <w:t xml:space="preserve"> de Lorette </w:t>
+      </w:r>
+      <w:proofErr w:type="spellStart"/>
+      <w:r>
+        <w:t>tels</w:t>
+      </w:r>
+      <w:proofErr w:type="spellEnd"/>
+      <w:r>
+        <w:t xml:space="preserve"> </w:t>
+      </w:r>
+      <w:proofErr w:type="spellStart"/>
+      <w:r>
+        <w:t>que</w:t>
+      </w:r>
+      <w:proofErr w:type="spellEnd"/>
+      <w:r>
+        <w:t xml:space="preserve"> </w:t>
+      </w:r>
+      <w:r>
+        <w:rPr>
+          <w:b/>
+          <w:bCs/>
+        </w:rPr>
+        <w:t>Domus Aurea</w:t>
+      </w:r>
+      <w:r>
+        <w:t xml:space="preserve"> et </w:t>
+      </w:r>
+      <w:r>
+        <w:rPr>
+          <w:b/>
+          <w:bCs/>
+        </w:rPr>
+        <w:t>Turris David</w:t>
+      </w:r>
+      <w:r>
+        <w:t xml:space="preserve">, </w:t>
+      </w:r>
+      <w:proofErr w:type="spellStart"/>
+      <w:r>
+        <w:t>accueille</w:t>
+      </w:r>
+      <w:proofErr w:type="spellEnd"/>
+      <w:r>
+        <w:t xml:space="preserve"> </w:t>
+      </w:r>
+      <w:proofErr w:type="spellStart"/>
+      <w:r>
+        <w:t>les</w:t>
+      </w:r>
+      <w:proofErr w:type="spellEnd"/>
+      <w:r>
+        <w:t xml:space="preserve"> </w:t>
+      </w:r>
+      <w:proofErr w:type="spellStart"/>
+      <w:r>
+        <w:t>fidèles</w:t>
+      </w:r>
+      <w:proofErr w:type="spellEnd"/>
+      <w:r>
+        <w:t xml:space="preserve"> </w:t>
+      </w:r>
+      <w:proofErr w:type="spellStart"/>
+      <w:r>
+        <w:t>dans</w:t>
+      </w:r>
+      <w:proofErr w:type="spellEnd"/>
+      <w:r>
+        <w:t xml:space="preserve"> le </w:t>
+      </w:r>
+      <w:proofErr w:type="spellStart"/>
+      <w:r>
+        <w:t>Sanctuaire</w:t>
+      </w:r>
+      <w:proofErr w:type="spellEnd"/>
+      <w:r>
+        <w:t xml:space="preserve">. </w:t>
       </w:r>
     </w:p>
     <w:p>
-      <w:r>
-        <w:t>Ainsi, la tête est diminuée, que Rome est une ville parmi les citoyens.</w:t>
+      <w:pPr>
+        <w:numPr>
+          <w:ilvl w:val="0"/>
+          <w:numId w:val="2"/>
+        </w:numPr>
+      </w:pPr>
+      <w:proofErr w:type="spellStart"/>
+      <w:r>
+        <w:rPr>
+          <w:b/>
+          <w:bCs/>
+        </w:rPr>
+        <w:t>Fitque</w:t>
+      </w:r>
+      <w:proofErr w:type="spellEnd"/>
+      <w:r>
+        <w:rPr>
+          <w:b/>
+          <w:bCs/>
+        </w:rPr>
+        <w:t xml:space="preserve"> </w:t>
+      </w:r>
+      <w:proofErr w:type="spellStart"/>
+      <w:r>
+        <w:rPr>
+          <w:b/>
+          <w:bCs/>
+        </w:rPr>
+        <w:t>sequens</w:t>
+      </w:r>
+      <w:proofErr w:type="spellEnd"/>
+      <w:r>
+        <w:rPr>
+          <w:b/>
+          <w:bCs/>
+        </w:rPr>
+        <w:t xml:space="preserve"> </w:t>
+      </w:r>
+      <w:proofErr w:type="spellStart"/>
+      <w:r>
+        <w:rPr>
+          <w:b/>
+          <w:bCs/>
+        </w:rPr>
+        <w:t>Ventrem</w:t>
+      </w:r>
+      <w:proofErr w:type="spellEnd"/>
+      <w:r>
+        <w:rPr>
+          <w:b/>
+          <w:bCs/>
+        </w:rPr>
+        <w:t xml:space="preserve"> </w:t>
+      </w:r>
+      <w:proofErr w:type="spellStart"/>
+      <w:r>
+        <w:rPr>
+          <w:b/>
+          <w:bCs/>
+        </w:rPr>
+        <w:t>Partus</w:t>
+      </w:r>
+      <w:proofErr w:type="spellEnd"/>
+      <w:r>
+        <w:rPr>
+          <w:b/>
+          <w:bCs/>
+        </w:rPr>
+        <w:t xml:space="preserve"> </w:t>
+      </w:r>
+      <w:proofErr w:type="spellStart"/>
+      <w:r>
+        <w:rPr>
+          <w:b/>
+          <w:bCs/>
+        </w:rPr>
+        <w:t>vum</w:t>
+      </w:r>
+      <w:proofErr w:type="spellEnd"/>
+      <w:r>
+        <w:rPr>
+          <w:b/>
+          <w:bCs/>
+        </w:rPr>
+        <w:t xml:space="preserve"> Virgine Civis / Filius </w:t>
+      </w:r>
+      <w:proofErr w:type="spellStart"/>
+      <w:r>
+        <w:rPr>
+          <w:b/>
+          <w:bCs/>
+        </w:rPr>
+        <w:t>utque</w:t>
+      </w:r>
+      <w:proofErr w:type="spellEnd"/>
+      <w:r>
+        <w:rPr>
+          <w:b/>
+          <w:bCs/>
+        </w:rPr>
+        <w:t xml:space="preserve"> </w:t>
+      </w:r>
+      <w:proofErr w:type="spellStart"/>
+      <w:r>
+        <w:rPr>
+          <w:b/>
+          <w:bCs/>
+        </w:rPr>
+        <w:t>Videns</w:t>
+      </w:r>
+      <w:proofErr w:type="spellEnd"/>
+      <w:r>
+        <w:rPr>
+          <w:b/>
+          <w:bCs/>
+        </w:rPr>
+        <w:t xml:space="preserve"> Optimus </w:t>
+      </w:r>
+      <w:proofErr w:type="spellStart"/>
+      <w:proofErr w:type="gramStart"/>
+      <w:r>
+        <w:rPr>
+          <w:b/>
+          <w:bCs/>
+        </w:rPr>
+        <w:t>Excubitor</w:t>
+      </w:r>
+      <w:proofErr w:type="spellEnd"/>
+      <w:r>
+        <w:t xml:space="preserve"> :</w:t>
+      </w:r>
+      <w:proofErr w:type="gramEnd"/>
+      <w:r>
+        <w:t xml:space="preserve"> Le </w:t>
+      </w:r>
+      <w:proofErr w:type="spellStart"/>
+      <w:r>
+        <w:t>citoyen</w:t>
+      </w:r>
+      <w:proofErr w:type="spellEnd"/>
+      <w:r>
+        <w:t xml:space="preserve"> (</w:t>
+      </w:r>
+      <w:r>
+        <w:rPr>
+          <w:b/>
+          <w:bCs/>
+        </w:rPr>
+        <w:t>Civis</w:t>
+      </w:r>
+      <w:r>
+        <w:t xml:space="preserve">) </w:t>
+      </w:r>
+      <w:proofErr w:type="spellStart"/>
+      <w:r>
+        <w:t>devient</w:t>
+      </w:r>
+      <w:proofErr w:type="spellEnd"/>
+      <w:r>
+        <w:t xml:space="preserve"> </w:t>
+      </w:r>
+      <w:proofErr w:type="spellStart"/>
+      <w:r>
+        <w:t>métaphoriquement</w:t>
+      </w:r>
+      <w:proofErr w:type="spellEnd"/>
+      <w:r>
+        <w:t xml:space="preserve"> un </w:t>
+      </w:r>
+      <w:proofErr w:type="spellStart"/>
+      <w:r>
+        <w:t>fils</w:t>
+      </w:r>
+      <w:proofErr w:type="spellEnd"/>
+      <w:r>
+        <w:t xml:space="preserve"> (</w:t>
+      </w:r>
+      <w:r>
+        <w:rPr>
+          <w:b/>
+          <w:bCs/>
+        </w:rPr>
+        <w:t>Filius</w:t>
+      </w:r>
+      <w:r>
+        <w:t xml:space="preserve">) et un </w:t>
+      </w:r>
+      <w:proofErr w:type="spellStart"/>
+      <w:r>
+        <w:t>gardien</w:t>
+      </w:r>
+      <w:proofErr w:type="spellEnd"/>
+      <w:r>
+        <w:t xml:space="preserve"> (</w:t>
+      </w:r>
+      <w:proofErr w:type="spellStart"/>
+      <w:r>
+        <w:rPr>
+          <w:b/>
+          <w:bCs/>
+        </w:rPr>
+        <w:t>Excubitor</w:t>
+      </w:r>
+      <w:proofErr w:type="spellEnd"/>
+      <w:r>
+        <w:t xml:space="preserve">) de la </w:t>
+      </w:r>
+      <w:proofErr w:type="spellStart"/>
+      <w:r>
+        <w:t>Vierge</w:t>
+      </w:r>
+      <w:proofErr w:type="spellEnd"/>
+      <w:r>
+        <w:t xml:space="preserve">. </w:t>
       </w:r>
     </w:p>
     <w:p>
-      <w:r>
-        <w:t>Augusta et le Premier Pontife Royal</w:t>
+      <w:pPr>
+        <w:numPr>
+          <w:ilvl w:val="0"/>
+          <w:numId w:val="2"/>
+        </w:numPr>
+      </w:pPr>
+      <w:proofErr w:type="spellStart"/>
+      <w:r>
+        <w:rPr>
+          <w:b/>
+          <w:bCs/>
+        </w:rPr>
+        <w:t>Augustae</w:t>
+      </w:r>
+      <w:proofErr w:type="spellEnd"/>
+      <w:r>
+        <w:rPr>
+          <w:b/>
+          <w:bCs/>
+        </w:rPr>
+        <w:t xml:space="preserve"> et Primi Regia </w:t>
+      </w:r>
+      <w:proofErr w:type="spellStart"/>
+      <w:proofErr w:type="gramStart"/>
+      <w:r>
+        <w:rPr>
+          <w:b/>
+          <w:bCs/>
+        </w:rPr>
+        <w:t>Pontificum</w:t>
+      </w:r>
+      <w:proofErr w:type="spellEnd"/>
+      <w:r>
+        <w:t xml:space="preserve"> :</w:t>
+      </w:r>
+      <w:proofErr w:type="gramEnd"/>
+      <w:r>
+        <w:t xml:space="preserve"> </w:t>
+      </w:r>
+      <w:proofErr w:type="spellStart"/>
+      <w:r>
+        <w:t>Définit</w:t>
+      </w:r>
+      <w:proofErr w:type="spellEnd"/>
+      <w:r>
+        <w:t xml:space="preserve"> le </w:t>
+      </w:r>
+      <w:proofErr w:type="spellStart"/>
+      <w:r>
+        <w:t>Sanctuaire</w:t>
+      </w:r>
+      <w:proofErr w:type="spellEnd"/>
+      <w:r>
+        <w:t xml:space="preserve"> </w:t>
+      </w:r>
+      <w:proofErr w:type="spellStart"/>
+      <w:r>
+        <w:t>comme</w:t>
+      </w:r>
+      <w:proofErr w:type="spellEnd"/>
+      <w:r>
+        <w:t xml:space="preserve"> </w:t>
+      </w:r>
+      <w:proofErr w:type="gramStart"/>
+      <w:r>
+        <w:t>le palais</w:t>
+      </w:r>
+      <w:proofErr w:type="gramEnd"/>
+      <w:r>
+        <w:t xml:space="preserve"> de l'Augusta et </w:t>
+      </w:r>
+      <w:proofErr w:type="spellStart"/>
+      <w:r>
+        <w:t>des</w:t>
+      </w:r>
+      <w:proofErr w:type="spellEnd"/>
+      <w:r>
+        <w:t xml:space="preserve"> premiers </w:t>
+      </w:r>
+      <w:proofErr w:type="spellStart"/>
+      <w:r>
+        <w:t>Pontifes</w:t>
+      </w:r>
+      <w:proofErr w:type="spellEnd"/>
+      <w:r>
+        <w:t xml:space="preserve">. </w:t>
       </w:r>
     </w:p>
+    <w:p>
+      <w:proofErr w:type="spellStart"/>
+      <w:r>
+        <w:rPr>
+          <w:b/>
+          <w:bCs/>
+        </w:rPr>
+        <w:t>Contexte</w:t>
+      </w:r>
+      <w:proofErr w:type="spellEnd"/>
+      <w:r>
+        <w:rPr>
+          <w:b/>
+          <w:bCs/>
+        </w:rPr>
+        <w:t xml:space="preserve"> </w:t>
+      </w:r>
+      <w:proofErr w:type="spellStart"/>
+      <w:proofErr w:type="gramStart"/>
+      <w:r>
+        <w:rPr>
+          <w:b/>
+          <w:bCs/>
+        </w:rPr>
+        <w:t>Historique</w:t>
+      </w:r>
+      <w:proofErr w:type="spellEnd"/>
+      <w:r>
+        <w:rPr>
+          <w:b/>
+          <w:bCs/>
+        </w:rPr>
+        <w:t xml:space="preserve"> :</w:t>
+      </w:r>
+      <w:proofErr w:type="gramEnd"/>
+      <w:r>
+        <w:rPr>
+          <w:b/>
+          <w:bCs/>
+        </w:rPr>
+        <w:t xml:space="preserve"> Gioseffo Carpegna</w:t>
+      </w:r>
+    </w:p>
+    <w:p>
+      <w:r>
+        <w:t xml:space="preserve">En 1693, le </w:t>
+      </w:r>
+      <w:proofErr w:type="spellStart"/>
+      <w:r>
+        <w:t>comte</w:t>
+      </w:r>
+      <w:proofErr w:type="spellEnd"/>
+      <w:r>
+        <w:t xml:space="preserve"> Gioseffo Maria Carpegna </w:t>
+      </w:r>
+      <w:proofErr w:type="spellStart"/>
+      <w:r>
+        <w:t>occupait</w:t>
+      </w:r>
+      <w:proofErr w:type="spellEnd"/>
+      <w:r>
+        <w:t xml:space="preserve"> le poste de Vice-</w:t>
+      </w:r>
+      <w:proofErr w:type="spellStart"/>
+      <w:r>
+        <w:t>légat</w:t>
+      </w:r>
+      <w:proofErr w:type="spellEnd"/>
+      <w:r>
+        <w:t xml:space="preserve"> de Bologne. Il </w:t>
+      </w:r>
+      <w:proofErr w:type="spellStart"/>
+      <w:r>
+        <w:t>représentait</w:t>
+      </w:r>
+      <w:proofErr w:type="spellEnd"/>
+      <w:r>
+        <w:t xml:space="preserve"> l'</w:t>
+      </w:r>
+      <w:proofErr w:type="spellStart"/>
+      <w:r>
+        <w:t>autorité</w:t>
+      </w:r>
+      <w:proofErr w:type="spellEnd"/>
+      <w:r>
+        <w:t xml:space="preserve"> civile et </w:t>
+      </w:r>
+      <w:proofErr w:type="spellStart"/>
+      <w:r>
+        <w:t>administrative</w:t>
+      </w:r>
+      <w:proofErr w:type="spellEnd"/>
+      <w:r>
+        <w:t xml:space="preserve"> </w:t>
+      </w:r>
+      <w:proofErr w:type="spellStart"/>
+      <w:r>
+        <w:t>des</w:t>
+      </w:r>
+      <w:proofErr w:type="spellEnd"/>
+      <w:r>
+        <w:t xml:space="preserve"> </w:t>
+      </w:r>
+      <w:proofErr w:type="spellStart"/>
+      <w:r>
+        <w:t>États</w:t>
+      </w:r>
+      <w:proofErr w:type="spellEnd"/>
+      <w:r>
+        <w:t xml:space="preserve"> </w:t>
+      </w:r>
+      <w:proofErr w:type="spellStart"/>
+      <w:r>
+        <w:t>pontificaux</w:t>
+      </w:r>
+      <w:proofErr w:type="spellEnd"/>
+      <w:r>
+        <w:t xml:space="preserve">, </w:t>
+      </w:r>
+      <w:proofErr w:type="spellStart"/>
+      <w:r>
+        <w:t>agissant</w:t>
+      </w:r>
+      <w:proofErr w:type="spellEnd"/>
+      <w:r>
+        <w:t xml:space="preserve"> </w:t>
+      </w:r>
+      <w:proofErr w:type="spellStart"/>
+      <w:r>
+        <w:t>comme</w:t>
+      </w:r>
+      <w:proofErr w:type="spellEnd"/>
+      <w:r>
+        <w:t xml:space="preserve"> le bras </w:t>
+      </w:r>
+      <w:proofErr w:type="spellStart"/>
+      <w:r>
+        <w:t>droit</w:t>
+      </w:r>
+      <w:proofErr w:type="spellEnd"/>
+      <w:r>
+        <w:t xml:space="preserve"> </w:t>
+      </w:r>
+      <w:proofErr w:type="spellStart"/>
+      <w:r>
+        <w:t>du</w:t>
+      </w:r>
+      <w:proofErr w:type="spellEnd"/>
+      <w:r>
+        <w:t xml:space="preserve"> Cardinal Légat. Sa </w:t>
+      </w:r>
+      <w:proofErr w:type="spellStart"/>
+      <w:r>
+        <w:t>famille</w:t>
+      </w:r>
+      <w:proofErr w:type="spellEnd"/>
+      <w:r>
+        <w:t xml:space="preserve">, </w:t>
+      </w:r>
+      <w:proofErr w:type="spellStart"/>
+      <w:r>
+        <w:t>les</w:t>
+      </w:r>
+      <w:proofErr w:type="spellEnd"/>
+      <w:r>
+        <w:t xml:space="preserve"> </w:t>
+      </w:r>
+      <w:proofErr w:type="spellStart"/>
+      <w:r>
+        <w:t>comtes</w:t>
+      </w:r>
+      <w:proofErr w:type="spellEnd"/>
+      <w:r>
+        <w:t xml:space="preserve"> de Carpegna, </w:t>
+      </w:r>
+      <w:proofErr w:type="spellStart"/>
+      <w:r>
+        <w:t>était</w:t>
+      </w:r>
+      <w:proofErr w:type="spellEnd"/>
+      <w:r>
+        <w:t xml:space="preserve"> </w:t>
+      </w:r>
+      <w:proofErr w:type="spellStart"/>
+      <w:r>
+        <w:t>extrêmement</w:t>
+      </w:r>
+      <w:proofErr w:type="spellEnd"/>
+      <w:r>
+        <w:t xml:space="preserve"> influente à Rome, </w:t>
+      </w:r>
+      <w:proofErr w:type="spellStart"/>
+      <w:r>
+        <w:t>avec</w:t>
+      </w:r>
+      <w:proofErr w:type="spellEnd"/>
+      <w:r>
+        <w:t xml:space="preserve"> </w:t>
+      </w:r>
+      <w:proofErr w:type="spellStart"/>
+      <w:r>
+        <w:t>des</w:t>
+      </w:r>
+      <w:proofErr w:type="spellEnd"/>
+      <w:r>
+        <w:t xml:space="preserve"> </w:t>
+      </w:r>
+      <w:proofErr w:type="spellStart"/>
+      <w:r>
+        <w:t>liens</w:t>
+      </w:r>
+      <w:proofErr w:type="spellEnd"/>
+      <w:r>
+        <w:t xml:space="preserve"> </w:t>
+      </w:r>
+      <w:proofErr w:type="spellStart"/>
+      <w:r>
+        <w:t>avec</w:t>
+      </w:r>
+      <w:proofErr w:type="spellEnd"/>
+      <w:r>
+        <w:t xml:space="preserve"> le cardinal Gaspare Carpegna. Dans </w:t>
+      </w:r>
+      <w:proofErr w:type="spellStart"/>
+      <w:r>
+        <w:t>les</w:t>
+      </w:r>
+      <w:proofErr w:type="spellEnd"/>
+      <w:r>
+        <w:t xml:space="preserve"> </w:t>
+      </w:r>
+      <w:proofErr w:type="spellStart"/>
+      <w:r>
+        <w:t>documents</w:t>
+      </w:r>
+      <w:proofErr w:type="spellEnd"/>
+      <w:r>
+        <w:t xml:space="preserve"> </w:t>
+      </w:r>
+      <w:proofErr w:type="spellStart"/>
+      <w:r>
+        <w:t>officiels</w:t>
+      </w:r>
+      <w:proofErr w:type="spellEnd"/>
+      <w:r>
+        <w:t xml:space="preserve"> de l'époque, son </w:t>
+      </w:r>
+      <w:proofErr w:type="spellStart"/>
+      <w:r>
+        <w:t>nom</w:t>
+      </w:r>
+      <w:proofErr w:type="spellEnd"/>
+      <w:r>
+        <w:t xml:space="preserve"> </w:t>
+      </w:r>
+      <w:proofErr w:type="spellStart"/>
+      <w:r>
+        <w:t>peut</w:t>
+      </w:r>
+      <w:proofErr w:type="spellEnd"/>
+      <w:r>
+        <w:t xml:space="preserve"> </w:t>
+      </w:r>
+      <w:proofErr w:type="spellStart"/>
+      <w:r>
+        <w:t>apparaître</w:t>
+      </w:r>
+      <w:proofErr w:type="spellEnd"/>
+      <w:r>
+        <w:t xml:space="preserve"> </w:t>
+      </w:r>
+      <w:proofErr w:type="spellStart"/>
+      <w:r>
+        <w:t>latinisé</w:t>
+      </w:r>
+      <w:proofErr w:type="spellEnd"/>
+      <w:r>
+        <w:t xml:space="preserve"> </w:t>
+      </w:r>
+      <w:proofErr w:type="spellStart"/>
+      <w:r>
+        <w:t>sous</w:t>
+      </w:r>
+      <w:proofErr w:type="spellEnd"/>
+      <w:r>
+        <w:t xml:space="preserve"> </w:t>
+      </w:r>
+      <w:proofErr w:type="gramStart"/>
+      <w:r>
+        <w:t>la forme</w:t>
+      </w:r>
+      <w:proofErr w:type="gramEnd"/>
+      <w:r>
+        <w:t xml:space="preserve"> Iosephus Carpineus. </w:t>
+      </w:r>
+    </w:p>
+    <w:p>
+      <w:r>
+        <w:pict w14:anchorId="4E86023A">
+          <v:rect id="_x0000_i1031" style="width:0;height:1.5pt" o:hralign="center" o:hrstd="t" o:hr="t" fillcolor="#a0a0a0" stroked="f"/>
+        </w:pict>
+      </w:r>
+    </w:p>
+    <w:p/>
     <w:sectPr>
       <w:pgSz w:w="11906" w:h="16838"/>
-      <w:pgMar w:top="1134" w:right="1134" w:bottom="1134" w:left="1134" w:header="0" w:footer="0" w:gutter="0"/>
-      <w:cols w:space="720"/>
-      <w:formProt w:val="0"/>
-      <w:docGrid w:linePitch="600" w:charSpace="32768"/>
+      <w:pgMar w:top="1417" w:right="1134" w:bottom="1134" w:left="1134" w:header="708" w:footer="708" w:gutter="0"/>
+      <w:cols w:space="708"/>
+      <w:docGrid w:linePitch="360"/>
     </w:sectPr>
   </w:body>
 </w:document>
@@ -227,9 +2223,9 @@
 <file path=word/numbering.xml><?xml version="1.0" encoding="utf-8"?>
 <w:numbering xmlns:wpc="http://schemas.microsoft.com/office/word/2010/wordprocessingCanvas" xmlns:cx="http://schemas.microsoft.com/office/drawing/2014/chartex" xmlns:cx1="http://schemas.microsoft.com/office/drawing/2015/9/8/chartex" xmlns:cx2="http://schemas.microsoft.com/office/drawing/2015/10/21/chartex" xmlns:cx3="http://schemas.microsoft.com/office/drawing/2016/5/9/chartex" xmlns:cx4="http://schemas.microsoft.com/office/drawing/2016/5/10/chartex" xmlns:cx5="http://schemas.microsoft.com/office/drawing/2016/5/11/chartex" xmlns:cx6="http://schemas.microsoft.com/office/drawing/2016/5/12/chartex" xmlns:cx7="http://schemas.microsoft.com/office/drawing/2016/5/13/chartex" xmlns:cx8="http://schemas.microsoft.com/office/drawing/2016/5/14/chartex" xmlns:mc="http://schemas.openxmlformats.org/markup-compatibility/2006" xmlns:aink="http://schemas.microsoft.com/office/drawing/2016/ink" xmlns:am3d="http://schemas.microsoft.com/office/drawing/2017/model3d" xmlns:o="urn:schemas-microsoft-com:office:office" xmlns:oel="http://schemas.microsoft.com/office/2019/extlst" xmlns:r="http://schemas.openxmlformats.org/officeDocument/2006/relationships" xmlns:m="http://schemas.openxmlformats.org/officeDocument/2006/math" xmlns:v="urn:schemas-microsoft-com:vml" xmlns:wp14="http://schemas.microsoft.com/office/word/2010/wordprocessingDrawing" xmlns:wp="http://schemas.openxmlformats.org/drawingml/2006/wordprocessingDrawing" xmlns:w10="urn:schemas-microsoft-com:office:word" xmlns:w="http://schemas.openxmlformats.org/wordprocessingml/2006/main" xmlns:w14="http://schemas.microsoft.com/office/word/2010/wordml" xmlns:w15="http://schemas.microsoft.com/office/word/2012/wordml" xmlns:w16cex="http://schemas.microsoft.com/office/word/2018/wordml/cex" xmlns:w16cid="http://schemas.microsoft.com/office/word/2016/wordml/cid" xmlns:w16="http://schemas.microsoft.com/office/word/2018/wordml" xmlns:w16du="http://schemas.microsoft.com/office/word/2023/wordml/word16du" xmlns:w16sdtdh="http://schemas.microsoft.com/office/word/2020/wordml/sdtdatahash" xmlns:w16sdtfl="http://schemas.microsoft.com/office/word/2024/wordml/sdtformatlock" xmlns:w16se="http://schemas.microsoft.com/office/word/2015/wordml/symex" xmlns:wpg="http://schemas.microsoft.com/office/word/2010/wordprocessingGroup" xmlns:wpi="http://schemas.microsoft.com/office/word/2010/wordprocessingInk" xmlns:wne="http://schemas.microsoft.com/office/word/2006/wordml" xmlns:wps="http://schemas.microsoft.com/office/word/2010/wordprocessingShape" mc:Ignorable="w14 w15 w16se w16cid w16 w16cex w16sdtdh w16sdtfl w16du wp14">
   <w:abstractNum w:abstractNumId="0" w15:restartNumberingAfterBreak="0">
-    <w:nsid w:val="4C3B2BC2"/>
+    <w:nsid w:val="2B15066A"/>
     <w:multiLevelType w:val="multilevel"/>
-    <w:tmpl w:val="F8D6C98A"/>
+    <w:tmpl w:val="922AC9E0"/>
     <w:lvl w:ilvl="0">
       <w:start w:val="1"/>
       <w:numFmt w:val="bullet"/>
@@ -237,262 +2233,298 @@
       <w:lvlJc w:val="left"/>
       <w:pPr>
         <w:tabs>
-          <w:tab w:val="num" w:pos="707"/>
+          <w:tab w:val="num" w:pos="720"/>
         </w:tabs>
-        <w:ind w:left="707" w:hanging="283"/>
+        <w:ind w:left="720" w:hanging="360"/>
       </w:pPr>
       <w:rPr>
-        <w:rFonts w:ascii="Symbol" w:hAnsi="Symbol" w:cs="Symbol" w:hint="default"/>
+        <w:rFonts w:ascii="Symbol" w:hAnsi="Symbol" w:hint="default"/>
+        <w:sz w:val="20"/>
       </w:rPr>
     </w:lvl>
-    <w:lvl w:ilvl="1">
+    <w:lvl w:ilvl="1" w:tentative="1">
+      <w:start w:val="1"/>
+      <w:numFmt w:val="bullet"/>
+      <w:lvlText w:val="o"/>
+      <w:lvlJc w:val="left"/>
+      <w:pPr>
+        <w:tabs>
+          <w:tab w:val="num" w:pos="1440"/>
+        </w:tabs>
+        <w:ind w:left="1440" w:hanging="360"/>
+      </w:pPr>
+      <w:rPr>
+        <w:rFonts w:ascii="Courier New" w:hAnsi="Courier New" w:hint="default"/>
+        <w:sz w:val="20"/>
+      </w:rPr>
+    </w:lvl>
+    <w:lvl w:ilvl="2" w:tentative="1">
+      <w:start w:val="1"/>
+      <w:numFmt w:val="bullet"/>
+      <w:lvlText w:val=""/>
+      <w:lvlJc w:val="left"/>
+      <w:pPr>
+        <w:tabs>
+          <w:tab w:val="num" w:pos="2160"/>
+        </w:tabs>
+        <w:ind w:left="2160" w:hanging="360"/>
+      </w:pPr>
+      <w:rPr>
+        <w:rFonts w:ascii="Wingdings" w:hAnsi="Wingdings" w:hint="default"/>
+        <w:sz w:val="20"/>
+      </w:rPr>
+    </w:lvl>
+    <w:lvl w:ilvl="3" w:tentative="1">
+      <w:start w:val="1"/>
+      <w:numFmt w:val="bullet"/>
+      <w:lvlText w:val=""/>
+      <w:lvlJc w:val="left"/>
+      <w:pPr>
+        <w:tabs>
+          <w:tab w:val="num" w:pos="2880"/>
+        </w:tabs>
+        <w:ind w:left="2880" w:hanging="360"/>
+      </w:pPr>
+      <w:rPr>
+        <w:rFonts w:ascii="Wingdings" w:hAnsi="Wingdings" w:hint="default"/>
+        <w:sz w:val="20"/>
+      </w:rPr>
+    </w:lvl>
+    <w:lvl w:ilvl="4" w:tentative="1">
+      <w:start w:val="1"/>
+      <w:numFmt w:val="bullet"/>
+      <w:lvlText w:val=""/>
+      <w:lvlJc w:val="left"/>
+      <w:pPr>
+        <w:tabs>
+          <w:tab w:val="num" w:pos="3600"/>
+        </w:tabs>
+        <w:ind w:left="3600" w:hanging="360"/>
+      </w:pPr>
+      <w:rPr>
+        <w:rFonts w:ascii="Wingdings" w:hAnsi="Wingdings" w:hint="default"/>
+        <w:sz w:val="20"/>
+      </w:rPr>
+    </w:lvl>
+    <w:lvl w:ilvl="5" w:tentative="1">
+      <w:start w:val="1"/>
+      <w:numFmt w:val="bullet"/>
+      <w:lvlText w:val=""/>
+      <w:lvlJc w:val="left"/>
+      <w:pPr>
+        <w:tabs>
+          <w:tab w:val="num" w:pos="4320"/>
+        </w:tabs>
+        <w:ind w:left="4320" w:hanging="360"/>
+      </w:pPr>
+      <w:rPr>
+        <w:rFonts w:ascii="Wingdings" w:hAnsi="Wingdings" w:hint="default"/>
+        <w:sz w:val="20"/>
+      </w:rPr>
+    </w:lvl>
+    <w:lvl w:ilvl="6" w:tentative="1">
+      <w:start w:val="1"/>
+      <w:numFmt w:val="bullet"/>
+      <w:lvlText w:val=""/>
+      <w:lvlJc w:val="left"/>
+      <w:pPr>
+        <w:tabs>
+          <w:tab w:val="num" w:pos="5040"/>
+        </w:tabs>
+        <w:ind w:left="5040" w:hanging="360"/>
+      </w:pPr>
+      <w:rPr>
+        <w:rFonts w:ascii="Wingdings" w:hAnsi="Wingdings" w:hint="default"/>
+        <w:sz w:val="20"/>
+      </w:rPr>
+    </w:lvl>
+    <w:lvl w:ilvl="7" w:tentative="1">
+      <w:start w:val="1"/>
+      <w:numFmt w:val="bullet"/>
+      <w:lvlText w:val=""/>
+      <w:lvlJc w:val="left"/>
+      <w:pPr>
+        <w:tabs>
+          <w:tab w:val="num" w:pos="5760"/>
+        </w:tabs>
+        <w:ind w:left="5760" w:hanging="360"/>
+      </w:pPr>
+      <w:rPr>
+        <w:rFonts w:ascii="Wingdings" w:hAnsi="Wingdings" w:hint="default"/>
+        <w:sz w:val="20"/>
+      </w:rPr>
+    </w:lvl>
+    <w:lvl w:ilvl="8" w:tentative="1">
+      <w:start w:val="1"/>
+      <w:numFmt w:val="bullet"/>
+      <w:lvlText w:val=""/>
+      <w:lvlJc w:val="left"/>
+      <w:pPr>
+        <w:tabs>
+          <w:tab w:val="num" w:pos="6480"/>
+        </w:tabs>
+        <w:ind w:left="6480" w:hanging="360"/>
+      </w:pPr>
+      <w:rPr>
+        <w:rFonts w:ascii="Wingdings" w:hAnsi="Wingdings" w:hint="default"/>
+        <w:sz w:val="20"/>
+      </w:rPr>
+    </w:lvl>
+  </w:abstractNum>
+  <w:abstractNum w:abstractNumId="1" w15:restartNumberingAfterBreak="0">
+    <w:nsid w:val="75A7615C"/>
+    <w:multiLevelType w:val="multilevel"/>
+    <w:tmpl w:val="A7D4D88E"/>
+    <w:lvl w:ilvl="0">
       <w:start w:val="1"/>
       <w:numFmt w:val="bullet"/>
       <w:lvlText w:val=""/>
       <w:lvlJc w:val="left"/>
       <w:pPr>
         <w:tabs>
-          <w:tab w:val="num" w:pos="1414"/>
+          <w:tab w:val="num" w:pos="720"/>
         </w:tabs>
-        <w:ind w:left="1414" w:hanging="283"/>
+        <w:ind w:left="720" w:hanging="360"/>
       </w:pPr>
       <w:rPr>
-        <w:rFonts w:ascii="Symbol" w:hAnsi="Symbol" w:cs="Symbol" w:hint="default"/>
+        <w:rFonts w:ascii="Symbol" w:hAnsi="Symbol" w:hint="default"/>
+        <w:sz w:val="20"/>
       </w:rPr>
     </w:lvl>
-    <w:lvl w:ilvl="2">
+    <w:lvl w:ilvl="1" w:tentative="1">
       <w:start w:val="1"/>
       <w:numFmt w:val="bullet"/>
-      <w:lvlText w:val=""/>
-      <w:lvlJc w:val="left"/>
-      <w:pPr>
-        <w:tabs>
-          <w:tab w:val="num" w:pos="2121"/>
-        </w:tabs>
-        <w:ind w:left="2121" w:hanging="283"/>
-      </w:pPr>
-      <w:rPr>
-        <w:rFonts w:ascii="Symbol" w:hAnsi="Symbol" w:cs="Symbol" w:hint="default"/>
-      </w:rPr>
-    </w:lvl>
-    <w:lvl w:ilvl="3">
-      <w:start w:val="1"/>
-      <w:numFmt w:val="bullet"/>
-      <w:lvlText w:val=""/>
-      <w:lvlJc w:val="left"/>
-      <w:pPr>
-        <w:tabs>
-          <w:tab w:val="num" w:pos="2828"/>
-        </w:tabs>
-        <w:ind w:left="2828" w:hanging="283"/>
-      </w:pPr>
-      <w:rPr>
-        <w:rFonts w:ascii="Symbol" w:hAnsi="Symbol" w:cs="Symbol" w:hint="default"/>
-      </w:rPr>
-    </w:lvl>
-    <w:lvl w:ilvl="4">
-      <w:start w:val="1"/>
-      <w:numFmt w:val="bullet"/>
-      <w:lvlText w:val=""/>
-      <w:lvlJc w:val="left"/>
-      <w:pPr>
-        <w:tabs>
-          <w:tab w:val="num" w:pos="3535"/>
-        </w:tabs>
-        <w:ind w:left="3535" w:hanging="283"/>
-      </w:pPr>
-      <w:rPr>
-        <w:rFonts w:ascii="Symbol" w:hAnsi="Symbol" w:cs="Symbol" w:hint="default"/>
-      </w:rPr>
-    </w:lvl>
-    <w:lvl w:ilvl="5">
-      <w:start w:val="1"/>
-      <w:numFmt w:val="bullet"/>
-      <w:lvlText w:val=""/>
-      <w:lvlJc w:val="left"/>
-      <w:pPr>
-        <w:tabs>
-          <w:tab w:val="num" w:pos="4242"/>
-        </w:tabs>
-        <w:ind w:left="4242" w:hanging="283"/>
-      </w:pPr>
-      <w:rPr>
-        <w:rFonts w:ascii="Symbol" w:hAnsi="Symbol" w:cs="Symbol" w:hint="default"/>
-      </w:rPr>
-    </w:lvl>
-    <w:lvl w:ilvl="6">
-      <w:start w:val="1"/>
-      <w:numFmt w:val="bullet"/>
-      <w:lvlText w:val=""/>
-      <w:lvlJc w:val="left"/>
-      <w:pPr>
-        <w:tabs>
-          <w:tab w:val="num" w:pos="4949"/>
-        </w:tabs>
-        <w:ind w:left="4949" w:hanging="283"/>
-      </w:pPr>
-      <w:rPr>
-        <w:rFonts w:ascii="Symbol" w:hAnsi="Symbol" w:cs="Symbol" w:hint="default"/>
-      </w:rPr>
-    </w:lvl>
-    <w:lvl w:ilvl="7">
-      <w:start w:val="1"/>
-      <w:numFmt w:val="bullet"/>
-      <w:lvlText w:val=""/>
-      <w:lvlJc w:val="left"/>
-      <w:pPr>
-        <w:tabs>
-          <w:tab w:val="num" w:pos="5656"/>
-        </w:tabs>
-        <w:ind w:left="5656" w:hanging="283"/>
-      </w:pPr>
-      <w:rPr>
-        <w:rFonts w:ascii="Symbol" w:hAnsi="Symbol" w:cs="Symbol" w:hint="default"/>
-      </w:rPr>
-    </w:lvl>
-    <w:lvl w:ilvl="8">
-      <w:start w:val="1"/>
-      <w:numFmt w:val="bullet"/>
-      <w:lvlText w:val=""/>
-      <w:lvlJc w:val="left"/>
-      <w:pPr>
-        <w:tabs>
-          <w:tab w:val="num" w:pos="6363"/>
-        </w:tabs>
-        <w:ind w:left="6363" w:hanging="283"/>
-      </w:pPr>
-      <w:rPr>
-        <w:rFonts w:ascii="Symbol" w:hAnsi="Symbol" w:cs="Symbol" w:hint="default"/>
-      </w:rPr>
-    </w:lvl>
-  </w:abstractNum>
-  <w:abstractNum w:abstractNumId="1" w15:restartNumberingAfterBreak="0">
-    <w:nsid w:val="75DB35D7"/>
-    <w:multiLevelType w:val="multilevel"/>
-    <w:tmpl w:val="5A667C78"/>
-    <w:lvl w:ilvl="0">
-      <w:start w:val="1"/>
-      <w:numFmt w:val="none"/>
-      <w:suff w:val="nothing"/>
-      <w:lvlText w:val="%1"/>
-      <w:lvlJc w:val="left"/>
-      <w:pPr>
-        <w:tabs>
-          <w:tab w:val="num" w:pos="432"/>
-        </w:tabs>
-        <w:ind w:left="432" w:hanging="432"/>
-      </w:pPr>
-    </w:lvl>
-    <w:lvl w:ilvl="1">
-      <w:start w:val="1"/>
-      <w:numFmt w:val="none"/>
-      <w:suff w:val="nothing"/>
-      <w:lvlText w:val="%2"/>
-      <w:lvlJc w:val="left"/>
-      <w:pPr>
-        <w:tabs>
-          <w:tab w:val="num" w:pos="576"/>
-        </w:tabs>
-        <w:ind w:left="576" w:hanging="576"/>
-      </w:pPr>
-    </w:lvl>
-    <w:lvl w:ilvl="2">
-      <w:start w:val="1"/>
-      <w:numFmt w:val="none"/>
-      <w:suff w:val="nothing"/>
-      <w:lvlText w:val="%3"/>
-      <w:lvlJc w:val="left"/>
-      <w:pPr>
-        <w:tabs>
-          <w:tab w:val="num" w:pos="720"/>
-        </w:tabs>
-        <w:ind w:left="720" w:hanging="720"/>
-      </w:pPr>
-    </w:lvl>
-    <w:lvl w:ilvl="3">
-      <w:start w:val="1"/>
-      <w:numFmt w:val="none"/>
-      <w:suff w:val="nothing"/>
-      <w:lvlText w:val="%4"/>
-      <w:lvlJc w:val="left"/>
-      <w:pPr>
-        <w:tabs>
-          <w:tab w:val="num" w:pos="864"/>
-        </w:tabs>
-        <w:ind w:left="864" w:hanging="864"/>
-      </w:pPr>
-    </w:lvl>
-    <w:lvl w:ilvl="4">
-      <w:start w:val="1"/>
-      <w:numFmt w:val="none"/>
-      <w:suff w:val="nothing"/>
-      <w:lvlText w:val="%5"/>
-      <w:lvlJc w:val="left"/>
-      <w:pPr>
-        <w:tabs>
-          <w:tab w:val="num" w:pos="1008"/>
-        </w:tabs>
-        <w:ind w:left="1008" w:hanging="1008"/>
-      </w:pPr>
-    </w:lvl>
-    <w:lvl w:ilvl="5">
-      <w:start w:val="1"/>
-      <w:numFmt w:val="none"/>
-      <w:suff w:val="nothing"/>
-      <w:lvlText w:val="%6"/>
-      <w:lvlJc w:val="left"/>
-      <w:pPr>
-        <w:tabs>
-          <w:tab w:val="num" w:pos="1152"/>
-        </w:tabs>
-        <w:ind w:left="1152" w:hanging="1152"/>
-      </w:pPr>
-    </w:lvl>
-    <w:lvl w:ilvl="6">
-      <w:start w:val="1"/>
-      <w:numFmt w:val="none"/>
-      <w:suff w:val="nothing"/>
-      <w:lvlText w:val="%7"/>
-      <w:lvlJc w:val="left"/>
-      <w:pPr>
-        <w:tabs>
-          <w:tab w:val="num" w:pos="1296"/>
-        </w:tabs>
-        <w:ind w:left="1296" w:hanging="1296"/>
-      </w:pPr>
-    </w:lvl>
-    <w:lvl w:ilvl="7">
-      <w:start w:val="1"/>
-      <w:numFmt w:val="none"/>
-      <w:suff w:val="nothing"/>
-      <w:lvlText w:val="%8"/>
+      <w:lvlText w:val="o"/>
       <w:lvlJc w:val="left"/>
       <w:pPr>
         <w:tabs>
           <w:tab w:val="num" w:pos="1440"/>
         </w:tabs>
-        <w:ind w:left="1440" w:hanging="1440"/>
+        <w:ind w:left="1440" w:hanging="360"/>
       </w:pPr>
+      <w:rPr>
+        <w:rFonts w:ascii="Courier New" w:hAnsi="Courier New" w:hint="default"/>
+        <w:sz w:val="20"/>
+      </w:rPr>
     </w:lvl>
-    <w:lvl w:ilvl="8">
+    <w:lvl w:ilvl="2" w:tentative="1">
       <w:start w:val="1"/>
-      <w:numFmt w:val="none"/>
-      <w:suff w:val="nothing"/>
-      <w:lvlText w:val="%9"/>
+      <w:numFmt w:val="bullet"/>
+      <w:lvlText w:val=""/>
       <w:lvlJc w:val="left"/>
       <w:pPr>
         <w:tabs>
-          <w:tab w:val="num" w:pos="1584"/>
+          <w:tab w:val="num" w:pos="2160"/>
         </w:tabs>
-        <w:ind w:left="1584" w:hanging="1584"/>
+        <w:ind w:left="2160" w:hanging="360"/>
       </w:pPr>
+      <w:rPr>
+        <w:rFonts w:ascii="Wingdings" w:hAnsi="Wingdings" w:hint="default"/>
+        <w:sz w:val="20"/>
+      </w:rPr>
+    </w:lvl>
+    <w:lvl w:ilvl="3" w:tentative="1">
+      <w:start w:val="1"/>
+      <w:numFmt w:val="bullet"/>
+      <w:lvlText w:val=""/>
+      <w:lvlJc w:val="left"/>
+      <w:pPr>
+        <w:tabs>
+          <w:tab w:val="num" w:pos="2880"/>
+        </w:tabs>
+        <w:ind w:left="2880" w:hanging="360"/>
+      </w:pPr>
+      <w:rPr>
+        <w:rFonts w:ascii="Wingdings" w:hAnsi="Wingdings" w:hint="default"/>
+        <w:sz w:val="20"/>
+      </w:rPr>
+    </w:lvl>
+    <w:lvl w:ilvl="4" w:tentative="1">
+      <w:start w:val="1"/>
+      <w:numFmt w:val="bullet"/>
+      <w:lvlText w:val=""/>
+      <w:lvlJc w:val="left"/>
+      <w:pPr>
+        <w:tabs>
+          <w:tab w:val="num" w:pos="3600"/>
+        </w:tabs>
+        <w:ind w:left="3600" w:hanging="360"/>
+      </w:pPr>
+      <w:rPr>
+        <w:rFonts w:ascii="Wingdings" w:hAnsi="Wingdings" w:hint="default"/>
+        <w:sz w:val="20"/>
+      </w:rPr>
+    </w:lvl>
+    <w:lvl w:ilvl="5" w:tentative="1">
+      <w:start w:val="1"/>
+      <w:numFmt w:val="bullet"/>
+      <w:lvlText w:val=""/>
+      <w:lvlJc w:val="left"/>
+      <w:pPr>
+        <w:tabs>
+          <w:tab w:val="num" w:pos="4320"/>
+        </w:tabs>
+        <w:ind w:left="4320" w:hanging="360"/>
+      </w:pPr>
+      <w:rPr>
+        <w:rFonts w:ascii="Wingdings" w:hAnsi="Wingdings" w:hint="default"/>
+        <w:sz w:val="20"/>
+      </w:rPr>
+    </w:lvl>
+    <w:lvl w:ilvl="6" w:tentative="1">
+      <w:start w:val="1"/>
+      <w:numFmt w:val="bullet"/>
+      <w:lvlText w:val=""/>
+      <w:lvlJc w:val="left"/>
+      <w:pPr>
+        <w:tabs>
+          <w:tab w:val="num" w:pos="5040"/>
+        </w:tabs>
+        <w:ind w:left="5040" w:hanging="360"/>
+      </w:pPr>
+      <w:rPr>
+        <w:rFonts w:ascii="Wingdings" w:hAnsi="Wingdings" w:hint="default"/>
+        <w:sz w:val="20"/>
+      </w:rPr>
+    </w:lvl>
+    <w:lvl w:ilvl="7" w:tentative="1">
+      <w:start w:val="1"/>
+      <w:numFmt w:val="bullet"/>
+      <w:lvlText w:val=""/>
+      <w:lvlJc w:val="left"/>
+      <w:pPr>
+        <w:tabs>
+          <w:tab w:val="num" w:pos="5760"/>
+        </w:tabs>
+        <w:ind w:left="5760" w:hanging="360"/>
+      </w:pPr>
+      <w:rPr>
+        <w:rFonts w:ascii="Wingdings" w:hAnsi="Wingdings" w:hint="default"/>
+        <w:sz w:val="20"/>
+      </w:rPr>
+    </w:lvl>
+    <w:lvl w:ilvl="8" w:tentative="1">
+      <w:start w:val="1"/>
+      <w:numFmt w:val="bullet"/>
+      <w:lvlText w:val=""/>
+      <w:lvlJc w:val="left"/>
+      <w:pPr>
+        <w:tabs>
+          <w:tab w:val="num" w:pos="6480"/>
+        </w:tabs>
+        <w:ind w:left="6480" w:hanging="360"/>
+      </w:pPr>
+      <w:rPr>
+        <w:rFonts w:ascii="Wingdings" w:hAnsi="Wingdings" w:hint="default"/>
+        <w:sz w:val="20"/>
+      </w:rPr>
     </w:lvl>
   </w:abstractNum>
-  <w:num w:numId="1" w16cid:durableId="662051738">
+  <w:num w:numId="1" w16cid:durableId="686175015">
+    <w:abstractNumId w:val="1"/>
+  </w:num>
+  <w:num w:numId="2" w16cid:durableId="377970347">
     <w:abstractNumId w:val="0"/>
-  </w:num>
-  <w:num w:numId="2" w16cid:durableId="82993892">
-    <w:abstractNumId w:val="1"/>
   </w:num>
 </w:numbering>
 </file>
@@ -502,16 +2534,17 @@
   <w:docDefaults>
     <w:rPrDefault>
       <w:rPr>
-        <w:rFonts w:ascii="Times New Roman" w:eastAsia="SimSun" w:hAnsi="Times New Roman" w:cs="Lucida Sans"/>
+        <w:rFonts w:asciiTheme="minorHAnsi" w:eastAsiaTheme="minorHAnsi" w:hAnsiTheme="minorHAnsi" w:cstheme="minorBidi"/>
         <w:kern w:val="2"/>
         <w:sz w:val="24"/>
         <w:szCs w:val="24"/>
-        <w:lang w:val="fr" w:eastAsia="zh-CN" w:bidi="hi-IN"/>
+        <w:lang w:val="it-IT" w:eastAsia="en-US" w:bidi="ar-SA"/>
+        <w14:ligatures w14:val="standardContextual"/>
       </w:rPr>
     </w:rPrDefault>
     <w:pPrDefault>
       <w:pPr>
-        <w:suppressAutoHyphens/>
+        <w:spacing w:after="160" w:line="278" w:lineRule="auto"/>
       </w:pPr>
     </w:pPrDefault>
   </w:docDefaults>
@@ -896,14 +2929,209 @@
   <w:style w:type="paragraph" w:default="1" w:styleId="Normale">
     <w:name w:val="Normal"/>
     <w:qFormat/>
+  </w:style>
+  <w:style w:type="paragraph" w:styleId="Titolo1">
+    <w:name w:val="heading 1"/>
+    <w:basedOn w:val="Normale"/>
+    <w:next w:val="Normale"/>
+    <w:link w:val="Titolo1Carattere"/>
+    <w:uiPriority w:val="9"/>
+    <w:qFormat/>
+    <w:rsid w:val="00D32B52"/>
     <w:pPr>
-      <w:widowControl w:val="0"/>
+      <w:keepNext/>
+      <w:keepLines/>
+      <w:spacing w:before="360" w:after="80"/>
+      <w:outlineLvl w:val="0"/>
     </w:pPr>
+    <w:rPr>
+      <w:rFonts w:asciiTheme="majorHAnsi" w:eastAsiaTheme="majorEastAsia" w:hAnsiTheme="majorHAnsi" w:cstheme="majorBidi"/>
+      <w:color w:val="0F4761" w:themeColor="accent1" w:themeShade="BF"/>
+      <w:sz w:val="40"/>
+      <w:szCs w:val="40"/>
+    </w:rPr>
+  </w:style>
+  <w:style w:type="paragraph" w:styleId="Titolo2">
+    <w:name w:val="heading 2"/>
+    <w:basedOn w:val="Normale"/>
+    <w:next w:val="Normale"/>
+    <w:link w:val="Titolo2Carattere"/>
+    <w:uiPriority w:val="9"/>
+    <w:semiHidden/>
+    <w:unhideWhenUsed/>
+    <w:qFormat/>
+    <w:rsid w:val="00D32B52"/>
+    <w:pPr>
+      <w:keepNext/>
+      <w:keepLines/>
+      <w:spacing w:before="160" w:after="80"/>
+      <w:outlineLvl w:val="1"/>
+    </w:pPr>
+    <w:rPr>
+      <w:rFonts w:asciiTheme="majorHAnsi" w:eastAsiaTheme="majorEastAsia" w:hAnsiTheme="majorHAnsi" w:cstheme="majorBidi"/>
+      <w:color w:val="0F4761" w:themeColor="accent1" w:themeShade="BF"/>
+      <w:sz w:val="32"/>
+      <w:szCs w:val="32"/>
+    </w:rPr>
+  </w:style>
+  <w:style w:type="paragraph" w:styleId="Titolo3">
+    <w:name w:val="heading 3"/>
+    <w:basedOn w:val="Normale"/>
+    <w:next w:val="Normale"/>
+    <w:link w:val="Titolo3Carattere"/>
+    <w:uiPriority w:val="9"/>
+    <w:semiHidden/>
+    <w:unhideWhenUsed/>
+    <w:qFormat/>
+    <w:rsid w:val="00D32B52"/>
+    <w:pPr>
+      <w:keepNext/>
+      <w:keepLines/>
+      <w:spacing w:before="160" w:after="80"/>
+      <w:outlineLvl w:val="2"/>
+    </w:pPr>
+    <w:rPr>
+      <w:rFonts w:eastAsiaTheme="majorEastAsia" w:cstheme="majorBidi"/>
+      <w:color w:val="0F4761" w:themeColor="accent1" w:themeShade="BF"/>
+      <w:sz w:val="28"/>
+      <w:szCs w:val="28"/>
+    </w:rPr>
+  </w:style>
+  <w:style w:type="paragraph" w:styleId="Titolo4">
+    <w:name w:val="heading 4"/>
+    <w:basedOn w:val="Normale"/>
+    <w:next w:val="Normale"/>
+    <w:link w:val="Titolo4Carattere"/>
+    <w:uiPriority w:val="9"/>
+    <w:semiHidden/>
+    <w:unhideWhenUsed/>
+    <w:qFormat/>
+    <w:rsid w:val="00D32B52"/>
+    <w:pPr>
+      <w:keepNext/>
+      <w:keepLines/>
+      <w:spacing w:before="80" w:after="40"/>
+      <w:outlineLvl w:val="3"/>
+    </w:pPr>
+    <w:rPr>
+      <w:rFonts w:eastAsiaTheme="majorEastAsia" w:cstheme="majorBidi"/>
+      <w:i/>
+      <w:iCs/>
+      <w:color w:val="0F4761" w:themeColor="accent1" w:themeShade="BF"/>
+    </w:rPr>
+  </w:style>
+  <w:style w:type="paragraph" w:styleId="Titolo5">
+    <w:name w:val="heading 5"/>
+    <w:basedOn w:val="Normale"/>
+    <w:next w:val="Normale"/>
+    <w:link w:val="Titolo5Carattere"/>
+    <w:uiPriority w:val="9"/>
+    <w:semiHidden/>
+    <w:unhideWhenUsed/>
+    <w:qFormat/>
+    <w:rsid w:val="00D32B52"/>
+    <w:pPr>
+      <w:keepNext/>
+      <w:keepLines/>
+      <w:spacing w:before="80" w:after="40"/>
+      <w:outlineLvl w:val="4"/>
+    </w:pPr>
+    <w:rPr>
+      <w:rFonts w:eastAsiaTheme="majorEastAsia" w:cstheme="majorBidi"/>
+      <w:color w:val="0F4761" w:themeColor="accent1" w:themeShade="BF"/>
+    </w:rPr>
+  </w:style>
+  <w:style w:type="paragraph" w:styleId="Titolo6">
+    <w:name w:val="heading 6"/>
+    <w:basedOn w:val="Normale"/>
+    <w:next w:val="Normale"/>
+    <w:link w:val="Titolo6Carattere"/>
+    <w:uiPriority w:val="9"/>
+    <w:semiHidden/>
+    <w:unhideWhenUsed/>
+    <w:qFormat/>
+    <w:rsid w:val="00D32B52"/>
+    <w:pPr>
+      <w:keepNext/>
+      <w:keepLines/>
+      <w:spacing w:before="40" w:after="0"/>
+      <w:outlineLvl w:val="5"/>
+    </w:pPr>
+    <w:rPr>
+      <w:rFonts w:eastAsiaTheme="majorEastAsia" w:cstheme="majorBidi"/>
+      <w:i/>
+      <w:iCs/>
+      <w:color w:val="595959" w:themeColor="text1" w:themeTint="A6"/>
+    </w:rPr>
+  </w:style>
+  <w:style w:type="paragraph" w:styleId="Titolo7">
+    <w:name w:val="heading 7"/>
+    <w:basedOn w:val="Normale"/>
+    <w:next w:val="Normale"/>
+    <w:link w:val="Titolo7Carattere"/>
+    <w:uiPriority w:val="9"/>
+    <w:semiHidden/>
+    <w:unhideWhenUsed/>
+    <w:qFormat/>
+    <w:rsid w:val="00D32B52"/>
+    <w:pPr>
+      <w:keepNext/>
+      <w:keepLines/>
+      <w:spacing w:before="40" w:after="0"/>
+      <w:outlineLvl w:val="6"/>
+    </w:pPr>
+    <w:rPr>
+      <w:rFonts w:eastAsiaTheme="majorEastAsia" w:cstheme="majorBidi"/>
+      <w:color w:val="595959" w:themeColor="text1" w:themeTint="A6"/>
+    </w:rPr>
+  </w:style>
+  <w:style w:type="paragraph" w:styleId="Titolo8">
+    <w:name w:val="heading 8"/>
+    <w:basedOn w:val="Normale"/>
+    <w:next w:val="Normale"/>
+    <w:link w:val="Titolo8Carattere"/>
+    <w:uiPriority w:val="9"/>
+    <w:semiHidden/>
+    <w:unhideWhenUsed/>
+    <w:qFormat/>
+    <w:rsid w:val="00D32B52"/>
+    <w:pPr>
+      <w:keepNext/>
+      <w:keepLines/>
+      <w:spacing w:after="0"/>
+      <w:outlineLvl w:val="7"/>
+    </w:pPr>
+    <w:rPr>
+      <w:rFonts w:eastAsiaTheme="majorEastAsia" w:cstheme="majorBidi"/>
+      <w:i/>
+      <w:iCs/>
+      <w:color w:val="272727" w:themeColor="text1" w:themeTint="D8"/>
+    </w:rPr>
+  </w:style>
+  <w:style w:type="paragraph" w:styleId="Titolo9">
+    <w:name w:val="heading 9"/>
+    <w:basedOn w:val="Normale"/>
+    <w:next w:val="Normale"/>
+    <w:link w:val="Titolo9Carattere"/>
+    <w:uiPriority w:val="9"/>
+    <w:semiHidden/>
+    <w:unhideWhenUsed/>
+    <w:qFormat/>
+    <w:rsid w:val="00D32B52"/>
+    <w:pPr>
+      <w:keepNext/>
+      <w:keepLines/>
+      <w:spacing w:after="0"/>
+      <w:outlineLvl w:val="8"/>
+    </w:pPr>
+    <w:rPr>
+      <w:rFonts w:eastAsiaTheme="majorEastAsia" w:cstheme="majorBidi"/>
+      <w:color w:val="272727" w:themeColor="text1" w:themeTint="D8"/>
+    </w:rPr>
   </w:style>
   <w:style w:type="character" w:default="1" w:styleId="Carpredefinitoparagrafo">
     <w:name w:val="Default Paragraph Font"/>
     <w:uiPriority w:val="1"/>
-    <w:semiHidden/>
     <w:unhideWhenUsed/>
   </w:style>
   <w:style w:type="table" w:default="1" w:styleId="Tabellanormale">
@@ -927,149 +3155,525 @@
     <w:semiHidden/>
     <w:unhideWhenUsed/>
   </w:style>
-  <w:style w:type="character" w:customStyle="1" w:styleId="Punti">
-    <w:name w:val="Punti"/>
-    <w:qFormat/>
+  <w:style w:type="character" w:customStyle="1" w:styleId="Titolo1Carattere">
+    <w:name w:val="Titolo 1 Carattere"/>
+    <w:basedOn w:val="Carpredefinitoparagrafo"/>
+    <w:link w:val="Titolo1"/>
+    <w:uiPriority w:val="9"/>
+    <w:rsid w:val="00D32B52"/>
     <w:rPr>
-      <w:rFonts w:ascii="OpenSymbol" w:eastAsia="OpenSymbol" w:hAnsi="OpenSymbol" w:cs="OpenSymbol"/>
+      <w:rFonts w:asciiTheme="majorHAnsi" w:eastAsiaTheme="majorEastAsia" w:hAnsiTheme="majorHAnsi" w:cstheme="majorBidi"/>
+      <w:color w:val="0F4761" w:themeColor="accent1" w:themeShade="BF"/>
+      <w:sz w:val="40"/>
+      <w:szCs w:val="40"/>
     </w:rPr>
   </w:style>
-  <w:style w:type="character" w:styleId="Enfasicorsivo">
-    <w:name w:val="Emphasis"/>
-    <w:qFormat/>
+  <w:style w:type="character" w:customStyle="1" w:styleId="Titolo2Carattere">
+    <w:name w:val="Titolo 2 Carattere"/>
+    <w:basedOn w:val="Carpredefinitoparagrafo"/>
+    <w:link w:val="Titolo2"/>
+    <w:uiPriority w:val="9"/>
+    <w:semiHidden/>
+    <w:rsid w:val="00D32B52"/>
     <w:rPr>
+      <w:rFonts w:asciiTheme="majorHAnsi" w:eastAsiaTheme="majorEastAsia" w:hAnsiTheme="majorHAnsi" w:cstheme="majorBidi"/>
+      <w:color w:val="0F4761" w:themeColor="accent1" w:themeShade="BF"/>
+      <w:sz w:val="32"/>
+      <w:szCs w:val="32"/>
+    </w:rPr>
+  </w:style>
+  <w:style w:type="character" w:customStyle="1" w:styleId="Titolo3Carattere">
+    <w:name w:val="Titolo 3 Carattere"/>
+    <w:basedOn w:val="Carpredefinitoparagrafo"/>
+    <w:link w:val="Titolo3"/>
+    <w:uiPriority w:val="9"/>
+    <w:semiHidden/>
+    <w:rsid w:val="00D32B52"/>
+    <w:rPr>
+      <w:rFonts w:eastAsiaTheme="majorEastAsia" w:cstheme="majorBidi"/>
+      <w:color w:val="0F4761" w:themeColor="accent1" w:themeShade="BF"/>
+      <w:sz w:val="28"/>
+      <w:szCs w:val="28"/>
+    </w:rPr>
+  </w:style>
+  <w:style w:type="character" w:customStyle="1" w:styleId="Titolo4Carattere">
+    <w:name w:val="Titolo 4 Carattere"/>
+    <w:basedOn w:val="Carpredefinitoparagrafo"/>
+    <w:link w:val="Titolo4"/>
+    <w:uiPriority w:val="9"/>
+    <w:semiHidden/>
+    <w:rsid w:val="00D32B52"/>
+    <w:rPr>
+      <w:rFonts w:eastAsiaTheme="majorEastAsia" w:cstheme="majorBidi"/>
       <w:i/>
       <w:iCs/>
+      <w:color w:val="0F4761" w:themeColor="accent1" w:themeShade="BF"/>
+    </w:rPr>
+  </w:style>
+  <w:style w:type="character" w:customStyle="1" w:styleId="Titolo5Carattere">
+    <w:name w:val="Titolo 5 Carattere"/>
+    <w:basedOn w:val="Carpredefinitoparagrafo"/>
+    <w:link w:val="Titolo5"/>
+    <w:uiPriority w:val="9"/>
+    <w:semiHidden/>
+    <w:rsid w:val="00D32B52"/>
+    <w:rPr>
+      <w:rFonts w:eastAsiaTheme="majorEastAsia" w:cstheme="majorBidi"/>
+      <w:color w:val="0F4761" w:themeColor="accent1" w:themeShade="BF"/>
+    </w:rPr>
+  </w:style>
+  <w:style w:type="character" w:customStyle="1" w:styleId="Titolo6Carattere">
+    <w:name w:val="Titolo 6 Carattere"/>
+    <w:basedOn w:val="Carpredefinitoparagrafo"/>
+    <w:link w:val="Titolo6"/>
+    <w:uiPriority w:val="9"/>
+    <w:semiHidden/>
+    <w:rsid w:val="00D32B52"/>
+    <w:rPr>
+      <w:rFonts w:eastAsiaTheme="majorEastAsia" w:cstheme="majorBidi"/>
+      <w:i/>
+      <w:iCs/>
+      <w:color w:val="595959" w:themeColor="text1" w:themeTint="A6"/>
+    </w:rPr>
+  </w:style>
+  <w:style w:type="character" w:customStyle="1" w:styleId="Titolo7Carattere">
+    <w:name w:val="Titolo 7 Carattere"/>
+    <w:basedOn w:val="Carpredefinitoparagrafo"/>
+    <w:link w:val="Titolo7"/>
+    <w:uiPriority w:val="9"/>
+    <w:semiHidden/>
+    <w:rsid w:val="00D32B52"/>
+    <w:rPr>
+      <w:rFonts w:eastAsiaTheme="majorEastAsia" w:cstheme="majorBidi"/>
+      <w:color w:val="595959" w:themeColor="text1" w:themeTint="A6"/>
+    </w:rPr>
+  </w:style>
+  <w:style w:type="character" w:customStyle="1" w:styleId="Titolo8Carattere">
+    <w:name w:val="Titolo 8 Carattere"/>
+    <w:basedOn w:val="Carpredefinitoparagrafo"/>
+    <w:link w:val="Titolo8"/>
+    <w:uiPriority w:val="9"/>
+    <w:semiHidden/>
+    <w:rsid w:val="00D32B52"/>
+    <w:rPr>
+      <w:rFonts w:eastAsiaTheme="majorEastAsia" w:cstheme="majorBidi"/>
+      <w:i/>
+      <w:iCs/>
+      <w:color w:val="272727" w:themeColor="text1" w:themeTint="D8"/>
+    </w:rPr>
+  </w:style>
+  <w:style w:type="character" w:customStyle="1" w:styleId="Titolo9Carattere">
+    <w:name w:val="Titolo 9 Carattere"/>
+    <w:basedOn w:val="Carpredefinitoparagrafo"/>
+    <w:link w:val="Titolo9"/>
+    <w:uiPriority w:val="9"/>
+    <w:semiHidden/>
+    <w:rsid w:val="00D32B52"/>
+    <w:rPr>
+      <w:rFonts w:eastAsiaTheme="majorEastAsia" w:cstheme="majorBidi"/>
+      <w:color w:val="272727" w:themeColor="text1" w:themeTint="D8"/>
     </w:rPr>
   </w:style>
   <w:style w:type="paragraph" w:styleId="Titolo">
     <w:name w:val="Title"/>
     <w:basedOn w:val="Normale"/>
-    <w:next w:val="Corpotesto"/>
+    <w:next w:val="Normale"/>
+    <w:link w:val="TitoloCarattere"/>
     <w:uiPriority w:val="10"/>
     <w:qFormat/>
+    <w:rsid w:val="00D32B52"/>
     <w:pPr>
-      <w:keepNext/>
-      <w:spacing w:before="240" w:after="120"/>
+      <w:spacing w:after="80" w:line="240" w:lineRule="auto"/>
+      <w:contextualSpacing/>
     </w:pPr>
     <w:rPr>
-      <w:rFonts w:ascii="Arial" w:eastAsia="Microsoft YaHei" w:hAnsi="Arial"/>
+      <w:rFonts w:asciiTheme="majorHAnsi" w:eastAsiaTheme="majorEastAsia" w:hAnsiTheme="majorHAnsi" w:cstheme="majorBidi"/>
+      <w:spacing w:val="-10"/>
+      <w:kern w:val="28"/>
+      <w:sz w:val="56"/>
+      <w:szCs w:val="56"/>
+    </w:rPr>
+  </w:style>
+  <w:style w:type="character" w:customStyle="1" w:styleId="TitoloCarattere">
+    <w:name w:val="Titolo Carattere"/>
+    <w:basedOn w:val="Carpredefinitoparagrafo"/>
+    <w:link w:val="Titolo"/>
+    <w:uiPriority w:val="10"/>
+    <w:rsid w:val="00D32B52"/>
+    <w:rPr>
+      <w:rFonts w:asciiTheme="majorHAnsi" w:eastAsiaTheme="majorEastAsia" w:hAnsiTheme="majorHAnsi" w:cstheme="majorBidi"/>
+      <w:spacing w:val="-10"/>
+      <w:kern w:val="28"/>
+      <w:sz w:val="56"/>
+      <w:szCs w:val="56"/>
+    </w:rPr>
+  </w:style>
+  <w:style w:type="paragraph" w:styleId="Sottotitolo">
+    <w:name w:val="Subtitle"/>
+    <w:basedOn w:val="Normale"/>
+    <w:next w:val="Normale"/>
+    <w:link w:val="SottotitoloCarattere"/>
+    <w:uiPriority w:val="11"/>
+    <w:qFormat/>
+    <w:rsid w:val="00D32B52"/>
+    <w:pPr>
+      <w:numPr>
+        <w:ilvl w:val="1"/>
+      </w:numPr>
+    </w:pPr>
+    <w:rPr>
+      <w:rFonts w:eastAsiaTheme="majorEastAsia" w:cstheme="majorBidi"/>
+      <w:color w:val="595959" w:themeColor="text1" w:themeTint="A6"/>
+      <w:spacing w:val="15"/>
       <w:sz w:val="28"/>
       <w:szCs w:val="28"/>
     </w:rPr>
   </w:style>
-  <w:style w:type="paragraph" w:styleId="Corpotesto">
-    <w:name w:val="Body Text"/>
+  <w:style w:type="character" w:customStyle="1" w:styleId="SottotitoloCarattere">
+    <w:name w:val="Sottotitolo Carattere"/>
+    <w:basedOn w:val="Carpredefinitoparagrafo"/>
+    <w:link w:val="Sottotitolo"/>
+    <w:uiPriority w:val="11"/>
+    <w:rsid w:val="00D32B52"/>
+    <w:rPr>
+      <w:rFonts w:eastAsiaTheme="majorEastAsia" w:cstheme="majorBidi"/>
+      <w:color w:val="595959" w:themeColor="text1" w:themeTint="A6"/>
+      <w:spacing w:val="15"/>
+      <w:sz w:val="28"/>
+      <w:szCs w:val="28"/>
+    </w:rPr>
+  </w:style>
+  <w:style w:type="paragraph" w:styleId="Citazione">
+    <w:name w:val="Quote"/>
     <w:basedOn w:val="Normale"/>
+    <w:next w:val="Normale"/>
+    <w:link w:val="CitazioneCarattere"/>
+    <w:uiPriority w:val="29"/>
+    <w:qFormat/>
+    <w:rsid w:val="00D32B52"/>
     <w:pPr>
-      <w:spacing w:after="120"/>
-    </w:pPr>
-  </w:style>
-  <w:style w:type="paragraph" w:styleId="Elenco">
-    <w:name w:val="List"/>
-    <w:basedOn w:val="Corpotesto"/>
-  </w:style>
-  <w:style w:type="paragraph" w:styleId="Didascalia">
-    <w:name w:val="caption"/>
-    <w:basedOn w:val="Normale"/>
-    <w:qFormat/>
-    <w:pPr>
-      <w:suppressLineNumbers/>
-      <w:spacing w:before="120" w:after="120"/>
+      <w:spacing w:before="160"/>
+      <w:jc w:val="center"/>
     </w:pPr>
     <w:rPr>
       <w:i/>
       <w:iCs/>
+      <w:color w:val="404040" w:themeColor="text1" w:themeTint="BF"/>
     </w:rPr>
   </w:style>
-  <w:style w:type="paragraph" w:customStyle="1" w:styleId="Indice">
-    <w:name w:val="Indice"/>
+  <w:style w:type="character" w:customStyle="1" w:styleId="CitazioneCarattere">
+    <w:name w:val="Citazione Carattere"/>
+    <w:basedOn w:val="Carpredefinitoparagrafo"/>
+    <w:link w:val="Citazione"/>
+    <w:uiPriority w:val="29"/>
+    <w:rsid w:val="00D32B52"/>
+    <w:rPr>
+      <w:i/>
+      <w:iCs/>
+      <w:color w:val="404040" w:themeColor="text1" w:themeTint="BF"/>
+    </w:rPr>
+  </w:style>
+  <w:style w:type="paragraph" w:styleId="Paragrafoelenco">
+    <w:name w:val="List Paragraph"/>
     <w:basedOn w:val="Normale"/>
+    <w:uiPriority w:val="34"/>
     <w:qFormat/>
+    <w:rsid w:val="00D32B52"/>
     <w:pPr>
-      <w:suppressLineNumbers/>
+      <w:ind w:left="720"/>
+      <w:contextualSpacing/>
     </w:pPr>
+  </w:style>
+  <w:style w:type="character" w:styleId="Enfasiintensa">
+    <w:name w:val="Intense Emphasis"/>
+    <w:basedOn w:val="Carpredefinitoparagrafo"/>
+    <w:uiPriority w:val="21"/>
+    <w:qFormat/>
+    <w:rsid w:val="00D32B52"/>
+    <w:rPr>
+      <w:i/>
+      <w:iCs/>
+      <w:color w:val="0F4761" w:themeColor="accent1" w:themeShade="BF"/>
+    </w:rPr>
+  </w:style>
+  <w:style w:type="paragraph" w:styleId="Citazioneintensa">
+    <w:name w:val="Intense Quote"/>
+    <w:basedOn w:val="Normale"/>
+    <w:next w:val="Normale"/>
+    <w:link w:val="CitazioneintensaCarattere"/>
+    <w:uiPriority w:val="30"/>
+    <w:qFormat/>
+    <w:rsid w:val="00D32B52"/>
+    <w:pPr>
+      <w:pBdr>
+        <w:top w:val="single" w:sz="4" w:space="10" w:color="0F4761" w:themeColor="accent1" w:themeShade="BF"/>
+        <w:bottom w:val="single" w:sz="4" w:space="10" w:color="0F4761" w:themeColor="accent1" w:themeShade="BF"/>
+      </w:pBdr>
+      <w:spacing w:before="360" w:after="360"/>
+      <w:ind w:left="864" w:right="864"/>
+      <w:jc w:val="center"/>
+    </w:pPr>
+    <w:rPr>
+      <w:i/>
+      <w:iCs/>
+      <w:color w:val="0F4761" w:themeColor="accent1" w:themeShade="BF"/>
+    </w:rPr>
+  </w:style>
+  <w:style w:type="character" w:customStyle="1" w:styleId="CitazioneintensaCarattere">
+    <w:name w:val="Citazione intensa Carattere"/>
+    <w:basedOn w:val="Carpredefinitoparagrafo"/>
+    <w:link w:val="Citazioneintensa"/>
+    <w:uiPriority w:val="30"/>
+    <w:rsid w:val="00D32B52"/>
+    <w:rPr>
+      <w:i/>
+      <w:iCs/>
+      <w:color w:val="0F4761" w:themeColor="accent1" w:themeShade="BF"/>
+    </w:rPr>
+  </w:style>
+  <w:style w:type="character" w:styleId="Riferimentointenso">
+    <w:name w:val="Intense Reference"/>
+    <w:basedOn w:val="Carpredefinitoparagrafo"/>
+    <w:uiPriority w:val="32"/>
+    <w:qFormat/>
+    <w:rsid w:val="00D32B52"/>
+    <w:rPr>
+      <w:b/>
+      <w:bCs/>
+      <w:smallCaps/>
+      <w:color w:val="0F4761" w:themeColor="accent1" w:themeShade="BF"/>
+      <w:spacing w:val="5"/>
+    </w:rPr>
   </w:style>
 </w:styles>
 </file>
 
 <file path=word/theme/theme1.xml><?xml version="1.0" encoding="utf-8"?>
-<a:theme xmlns:a="http://schemas.openxmlformats.org/drawingml/2006/main" name="Office">
+<a:theme xmlns:a="http://schemas.openxmlformats.org/drawingml/2006/main" name="Tema di Office">
   <a:themeElements>
-    <a:clrScheme name="LibreOffice">
+    <a:clrScheme name="Office">
       <a:dk1>
-        <a:srgbClr val="000000"/>
+        <a:sysClr val="windowText" lastClr="000000"/>
       </a:dk1>
       <a:lt1>
-        <a:srgbClr val="FFFFFF"/>
+        <a:sysClr val="window" lastClr="FFFFFF"/>
       </a:lt1>
       <a:dk2>
-        <a:srgbClr val="000000"/>
+        <a:srgbClr val="0E2841"/>
       </a:dk2>
       <a:lt2>
-        <a:srgbClr val="FFFFFF"/>
+        <a:srgbClr val="E8E8E8"/>
       </a:lt2>
       <a:accent1>
-        <a:srgbClr val="18A303"/>
+        <a:srgbClr val="156082"/>
       </a:accent1>
       <a:accent2>
-        <a:srgbClr val="0369A3"/>
+        <a:srgbClr val="E97132"/>
       </a:accent2>
       <a:accent3>
-        <a:srgbClr val="A33E03"/>
+        <a:srgbClr val="196B24"/>
       </a:accent3>
       <a:accent4>
-        <a:srgbClr val="8E03A3"/>
+        <a:srgbClr val="0F9ED5"/>
       </a:accent4>
       <a:accent5>
-        <a:srgbClr val="C99C00"/>
+        <a:srgbClr val="A02B93"/>
       </a:accent5>
       <a:accent6>
-        <a:srgbClr val="C9211E"/>
+        <a:srgbClr val="4EA72E"/>
       </a:accent6>
       <a:hlink>
-        <a:srgbClr val="0000EE"/>
+        <a:srgbClr val="467886"/>
       </a:hlink>
       <a:folHlink>
-        <a:srgbClr val="551A8B"/>
+        <a:srgbClr val="96607D"/>
       </a:folHlink>
     </a:clrScheme>
     <a:fontScheme name="Office">
       <a:majorFont>
-        <a:latin typeface="Arial"/>
-        <a:ea typeface="DejaVu Sans"/>
-        <a:cs typeface="DejaVu Sans"/>
+        <a:latin typeface="Aptos Display" panose="02110004020202020204"/>
+        <a:ea typeface=""/>
+        <a:cs typeface=""/>
+        <a:font script="Jpan" typeface="游ゴシック Light"/>
+        <a:font script="Hang" typeface="맑은 고딕"/>
+        <a:font script="Hans" typeface="等线 Light"/>
+        <a:font script="Hant" typeface="新細明體"/>
+        <a:font script="Arab" typeface="Times New Roman"/>
+        <a:font script="Hebr" typeface="Times New Roman"/>
+        <a:font script="Thai" typeface="Angsana New"/>
+        <a:font script="Ethi" typeface="Nyala"/>
+        <a:font script="Beng" typeface="Vrinda"/>
+        <a:font script="Gujr" typeface="Shruti"/>
+        <a:font script="Khmr" typeface="MoolBoran"/>
+        <a:font script="Knda" typeface="Tunga"/>
+        <a:font script="Guru" typeface="Raavi"/>
+        <a:font script="Cans" typeface="Euphemia"/>
+        <a:font script="Cher" typeface="Plantagenet Cherokee"/>
+        <a:font script="Yiii" typeface="Microsoft Yi Baiti"/>
+        <a:font script="Tibt" typeface="Microsoft Himalaya"/>
+        <a:font script="Thaa" typeface="MV Boli"/>
+        <a:font script="Deva" typeface="Mangal"/>
+        <a:font script="Telu" typeface="Gautami"/>
+        <a:font script="Taml" typeface="Latha"/>
+        <a:font script="Syrc" typeface="Estrangelo Edessa"/>
+        <a:font script="Orya" typeface="Kalinga"/>
+        <a:font script="Mlym" typeface="Kartika"/>
+        <a:font script="Laoo" typeface="DokChampa"/>
+        <a:font script="Sinh" typeface="Iskoola Pota"/>
+        <a:font script="Mong" typeface="Mongolian Baiti"/>
+        <a:font script="Viet" typeface="Times New Roman"/>
+        <a:font script="Uigh" typeface="Microsoft Uighur"/>
+        <a:font script="Geor" typeface="Sylfaen"/>
+        <a:font script="Armn" typeface="Arial"/>
+        <a:font script="Bugi" typeface="Leelawadee UI"/>
+        <a:font script="Bopo" typeface="Microsoft JhengHei"/>
+        <a:font script="Java" typeface="Javanese Text"/>
+        <a:font script="Lisu" typeface="Segoe UI"/>
+        <a:font script="Mymr" typeface="Myanmar Text"/>
+        <a:font script="Nkoo" typeface="Ebrima"/>
+        <a:font script="Olck" typeface="Nirmala UI"/>
+        <a:font script="Osma" typeface="Ebrima"/>
+        <a:font script="Phag" typeface="Phagspa"/>
+        <a:font script="Syrn" typeface="Estrangelo Edessa"/>
+        <a:font script="Syrj" typeface="Estrangelo Edessa"/>
+        <a:font script="Syre" typeface="Estrangelo Edessa"/>
+        <a:font script="Sora" typeface="Nirmala UI"/>
+        <a:font script="Tale" typeface="Microsoft Tai Le"/>
+        <a:font script="Talu" typeface="Microsoft New Tai Lue"/>
+        <a:font script="Tfng" typeface="Ebrima"/>
       </a:majorFont>
       <a:minorFont>
-        <a:latin typeface="Arial"/>
-        <a:ea typeface="DejaVu Sans"/>
-        <a:cs typeface="DejaVu Sans"/>
+        <a:latin typeface="Aptos" panose="02110004020202020204"/>
+        <a:ea typeface=""/>
+        <a:cs typeface=""/>
+        <a:font script="Jpan" typeface="游明朝"/>
+        <a:font script="Hang" typeface="맑은 고딕"/>
+        <a:font script="Hans" typeface="等线"/>
+        <a:font script="Hant" typeface="新細明體"/>
+        <a:font script="Arab" typeface="Arial"/>
+        <a:font script="Hebr" typeface="Arial"/>
+        <a:font script="Thai" typeface="Cordia New"/>
+        <a:font script="Ethi" typeface="Nyala"/>
+        <a:font script="Beng" typeface="Vrinda"/>
+        <a:font script="Gujr" typeface="Shruti"/>
+        <a:font script="Khmr" typeface="DaunPenh"/>
+        <a:font script="Knda" typeface="Tunga"/>
+        <a:font script="Guru" typeface="Raavi"/>
+        <a:font script="Cans" typeface="Euphemia"/>
+        <a:font script="Cher" typeface="Plantagenet Cherokee"/>
+        <a:font script="Yiii" typeface="Microsoft Yi Baiti"/>
+        <a:font script="Tibt" typeface="Microsoft Himalaya"/>
+        <a:font script="Thaa" typeface="MV Boli"/>
+        <a:font script="Deva" typeface="Mangal"/>
+        <a:font script="Telu" typeface="Gautami"/>
+        <a:font script="Taml" typeface="Latha"/>
+        <a:font script="Syrc" typeface="Estrangelo Edessa"/>
+        <a:font script="Orya" typeface="Kalinga"/>
+        <a:font script="Mlym" typeface="Kartika"/>
+        <a:font script="Laoo" typeface="DokChampa"/>
+        <a:font script="Sinh" typeface="Iskoola Pota"/>
+        <a:font script="Mong" typeface="Mongolian Baiti"/>
+        <a:font script="Viet" typeface="Arial"/>
+        <a:font script="Uigh" typeface="Microsoft Uighur"/>
+        <a:font script="Geor" typeface="Sylfaen"/>
+        <a:font script="Armn" typeface="Arial"/>
+        <a:font script="Bugi" typeface="Leelawadee UI"/>
+        <a:font script="Bopo" typeface="Microsoft JhengHei"/>
+        <a:font script="Java" typeface="Javanese Text"/>
+        <a:font script="Lisu" typeface="Segoe UI"/>
+        <a:font script="Mymr" typeface="Myanmar Text"/>
+        <a:font script="Nkoo" typeface="Ebrima"/>
+        <a:font script="Olck" typeface="Nirmala UI"/>
+        <a:font script="Osma" typeface="Ebrima"/>
+        <a:font script="Phag" typeface="Phagspa"/>
+        <a:font script="Syrn" typeface="Estrangelo Edessa"/>
+        <a:font script="Syrj" typeface="Estrangelo Edessa"/>
+        <a:font script="Syre" typeface="Estrangelo Edessa"/>
+        <a:font script="Sora" typeface="Nirmala UI"/>
+        <a:font script="Tale" typeface="Microsoft Tai Le"/>
+        <a:font script="Talu" typeface="Microsoft New Tai Lue"/>
+        <a:font script="Tfng" typeface="Ebrima"/>
       </a:minorFont>
     </a:fontScheme>
-    <a:fmtScheme>
+    <a:fmtScheme name="Office">
       <a:fillStyleLst>
         <a:solidFill>
           <a:schemeClr val="phClr"/>
         </a:solidFill>
-        <a:solidFill>
-          <a:schemeClr val="phClr"/>
-        </a:solidFill>
-        <a:solidFill>
-          <a:schemeClr val="phClr"/>
-        </a:solidFill>
+        <a:gradFill rotWithShape="1">
+          <a:gsLst>
+            <a:gs pos="0">
+              <a:schemeClr val="phClr">
+                <a:lumMod val="110000"/>
+                <a:satMod val="105000"/>
+                <a:tint val="67000"/>
+              </a:schemeClr>
+            </a:gs>
+            <a:gs pos="50000">
+              <a:schemeClr val="phClr">
+                <a:lumMod val="105000"/>
+                <a:satMod val="103000"/>
+                <a:tint val="73000"/>
+              </a:schemeClr>
+            </a:gs>
+            <a:gs pos="100000">
+              <a:schemeClr val="phClr">
+                <a:lumMod val="105000"/>
+                <a:satMod val="109000"/>
+                <a:tint val="81000"/>
+              </a:schemeClr>
+            </a:gs>
+          </a:gsLst>
+          <a:lin ang="5400000" scaled="0"/>
+        </a:gradFill>
+        <a:gradFill rotWithShape="1">
+          <a:gsLst>
+            <a:gs pos="0">
+              <a:schemeClr val="phClr">
+                <a:satMod val="103000"/>
+                <a:lumMod val="102000"/>
+                <a:tint val="94000"/>
+              </a:schemeClr>
+            </a:gs>
+            <a:gs pos="50000">
+              <a:schemeClr val="phClr">
+                <a:satMod val="110000"/>
+                <a:lumMod val="100000"/>
+                <a:shade val="100000"/>
+              </a:schemeClr>
+            </a:gs>
+            <a:gs pos="100000">
+              <a:schemeClr val="phClr">
+                <a:lumMod val="99000"/>
+                <a:satMod val="120000"/>
+                <a:shade val="78000"/>
+              </a:schemeClr>
+            </a:gs>
+          </a:gsLst>
+          <a:lin ang="5400000" scaled="0"/>
+        </a:gradFill>
       </a:fillStyleLst>
       <a:lnStyleLst>
         <a:ln w="6350" cap="flat" cmpd="sng" algn="ctr">
+          <a:solidFill>
+            <a:schemeClr val="phClr"/>
+          </a:solidFill>
           <a:prstDash val="solid"/>
-          <a:miter/>
+          <a:miter lim="800000"/>
         </a:ln>
-        <a:ln w="6350" cap="flat" cmpd="sng" algn="ctr">
+        <a:ln w="12700" cap="flat" cmpd="sng" algn="ctr">
+          <a:solidFill>
+            <a:schemeClr val="phClr"/>
+          </a:solidFill>
           <a:prstDash val="solid"/>
-          <a:miter/>
+          <a:miter lim="800000"/>
         </a:ln>
-        <a:ln w="6350" cap="flat" cmpd="sng" algn="ctr">
+        <a:ln w="19050" cap="flat" cmpd="sng" algn="ctr">
+          <a:solidFill>
+            <a:schemeClr val="phClr"/>
+          </a:solidFill>
           <a:prstDash val="solid"/>
-          <a:miter/>
+          <a:miter lim="800000"/>
         </a:ln>
       </a:lnStyleLst>
       <a:effectStyleLst>
@@ -1080,7 +3684,13 @@
           <a:effectLst/>
         </a:effectStyle>
         <a:effectStyle>
-          <a:effectLst/>
+          <a:effectLst>
+            <a:outerShdw blurRad="57150" dist="19050" dir="5400000" algn="ctr" rotWithShape="0">
+              <a:srgbClr val="000000">
+                <a:alpha val="63000"/>
+              </a:srgbClr>
+            </a:outerShdw>
+          </a:effectLst>
         </a:effectStyle>
       </a:effectStyleLst>
       <a:bgFillStyleLst>
@@ -1088,15 +3698,47 @@
           <a:schemeClr val="phClr"/>
         </a:solidFill>
         <a:solidFill>
-          <a:schemeClr val="phClr"/>
+          <a:schemeClr val="phClr">
+            <a:tint val="95000"/>
+            <a:satMod val="170000"/>
+          </a:schemeClr>
         </a:solidFill>
-        <a:solidFill>
-          <a:schemeClr val="phClr"/>
-        </a:solidFill>
+        <a:gradFill rotWithShape="1">
+          <a:gsLst>
+            <a:gs pos="0">
+              <a:schemeClr val="phClr">
+                <a:tint val="93000"/>
+                <a:satMod val="150000"/>
+                <a:shade val="98000"/>
+                <a:lumMod val="102000"/>
+              </a:schemeClr>
+            </a:gs>
+            <a:gs pos="50000">
+              <a:schemeClr val="phClr">
+                <a:tint val="98000"/>
+                <a:satMod val="130000"/>
+                <a:shade val="90000"/>
+                <a:lumMod val="103000"/>
+              </a:schemeClr>
+            </a:gs>
+            <a:gs pos="100000">
+              <a:schemeClr val="phClr">
+                <a:shade val="63000"/>
+                <a:satMod val="120000"/>
+              </a:schemeClr>
+            </a:gs>
+          </a:gsLst>
+          <a:lin ang="5400000" scaled="0"/>
+        </a:gradFill>
       </a:bgFillStyleLst>
     </a:fmtScheme>
   </a:themeElements>
   <a:objectDefaults/>
   <a:extraClrSchemeLst/>
+  <a:extLst>
+    <a:ext uri="{05A4C25C-085E-4340-85A3-A5531E510DB2}">
+      <thm15:themeFamily xmlns:thm15="http://schemas.microsoft.com/office/thememl/2012/main" name="Office Theme" id="{2E142A2C-CD16-42D6-873A-C26D2A0506FA}" vid="{1BDDFF52-6CD6-40A5-AB3C-68EB2F1E4D0A}"/>
+    </a:ext>
+  </a:extLst>
 </a:theme>
 </file>